--- a/exemplo/memoria-quadros-residencia-unifamiliar-exemplo-r00.docx
+++ b/exemplo/memoria-quadros-residencia-unifamiliar-exemplo-r00.docx
@@ -482,7 +482,7 @@
                 <w:szCs w:val="19"/>
                 <w:rFonts w:ascii="Calibri" w:cs="Calibri" w:eastAsia="Calibri" w:hAnsi="Calibri"/>
               </w:rPr>
-              <w:t xml:space="preserve">17/10/2026 — R00</w:t>
+              <w:t xml:space="preserve">20/10/2026 — R00</w:t>
             </w:r>
           </w:p>
         </w:tc>
@@ -7106,7 +7106,7 @@
           <w:szCs w:val="20"/>
           <w:rFonts w:ascii="Calibri" w:cs="Calibri" w:eastAsia="Calibri" w:hAnsi="Calibri"/>
         </w:rPr>
-        <w:t xml:space="preserve">Cidade – UF, 17 de outubro de 2026</w:t>
+        <w:t xml:space="preserve">Cidade – UF, 20 de outubro de 2026</w:t>
       </w:r>
     </w:p>
     <w:p>
@@ -7276,7 +7276,7 @@
         <w:szCs w:val="15"/>
         <w:rFonts w:ascii="Calibri" w:cs="Calibri" w:eastAsia="Calibri" w:hAnsi="Calibri"/>
       </w:rPr>
-      <w:t xml:space="preserve">	R00 · 17/10/2026</w:t>
+      <w:t xml:space="preserve">	R00 · 20/10/2026</w:t>
     </w:r>
   </w:p>
 </w:hdr>

--- a/exemplo/memoria-quadros-residencia-unifamiliar-exemplo-r00.docx
+++ b/exemplo/memoria-quadros-residencia-unifamiliar-exemplo-r00.docx
@@ -92,15 +92,16 @@
           <w:insideH w:val="single" w:color="auto" w:sz="4"/>
           <w:insideV w:val="single" w:color="auto" w:sz="4"/>
         </w:tblBorders>
+        <w:tblLayout w:type="fixed"/>
       </w:tblPr>
       <w:tblGrid>
-        <w:gridCol w:w="100"/>
-        <w:gridCol w:w="100"/>
+        <w:gridCol w:w="2732"/>
+        <w:gridCol w:w="7024"/>
       </w:tblGrid>
       <w:tr>
         <w:tc>
           <w:tcPr>
-            <w:tcW w:type="pct" w:w="28%"/>
+            <w:tcW w:type="dxa" w:w="2732"/>
             <w:tcBorders>
               <w:top w:val="single" w:color="1B1F23" w:sz="4"/>
               <w:left w:val="single" w:color="1B1F23" w:sz="4"/>
@@ -133,7 +134,7 @@
         </w:tc>
         <w:tc>
           <w:tcPr>
-            <w:tcW w:type="pct" w:w="72%"/>
+            <w:tcW w:type="dxa" w:w="7024"/>
             <w:tcBorders>
               <w:top w:val="single" w:color="1B1F23" w:sz="4"/>
               <w:left w:val="single" w:color="1B1F23" w:sz="4"/>
@@ -165,7 +166,7 @@
       <w:tr>
         <w:tc>
           <w:tcPr>
-            <w:tcW w:type="pct" w:w="28%"/>
+            <w:tcW w:type="dxa" w:w="2732"/>
             <w:tcBorders>
               <w:top w:val="single" w:color="1B1F23" w:sz="4"/>
               <w:left w:val="single" w:color="1B1F23" w:sz="4"/>
@@ -198,7 +199,7 @@
         </w:tc>
         <w:tc>
           <w:tcPr>
-            <w:tcW w:type="pct" w:w="72%"/>
+            <w:tcW w:type="dxa" w:w="7024"/>
             <w:tcBorders>
               <w:top w:val="single" w:color="1B1F23" w:sz="4"/>
               <w:left w:val="single" w:color="1B1F23" w:sz="4"/>
@@ -230,7 +231,7 @@
       <w:tr>
         <w:tc>
           <w:tcPr>
-            <w:tcW w:type="pct" w:w="28%"/>
+            <w:tcW w:type="dxa" w:w="2732"/>
             <w:tcBorders>
               <w:top w:val="single" w:color="1B1F23" w:sz="4"/>
               <w:left w:val="single" w:color="1B1F23" w:sz="4"/>
@@ -263,7 +264,7 @@
         </w:tc>
         <w:tc>
           <w:tcPr>
-            <w:tcW w:type="pct" w:w="72%"/>
+            <w:tcW w:type="dxa" w:w="7024"/>
             <w:tcBorders>
               <w:top w:val="single" w:color="1B1F23" w:sz="4"/>
               <w:left w:val="single" w:color="1B1F23" w:sz="4"/>
@@ -295,7 +296,7 @@
       <w:tr>
         <w:tc>
           <w:tcPr>
-            <w:tcW w:type="pct" w:w="28%"/>
+            <w:tcW w:type="dxa" w:w="2732"/>
             <w:tcBorders>
               <w:top w:val="single" w:color="1B1F23" w:sz="4"/>
               <w:left w:val="single" w:color="1B1F23" w:sz="4"/>
@@ -328,7 +329,7 @@
         </w:tc>
         <w:tc>
           <w:tcPr>
-            <w:tcW w:type="pct" w:w="72%"/>
+            <w:tcW w:type="dxa" w:w="7024"/>
             <w:tcBorders>
               <w:top w:val="single" w:color="1B1F23" w:sz="4"/>
               <w:left w:val="single" w:color="1B1F23" w:sz="4"/>
@@ -360,7 +361,7 @@
       <w:tr>
         <w:tc>
           <w:tcPr>
-            <w:tcW w:type="pct" w:w="28%"/>
+            <w:tcW w:type="dxa" w:w="2732"/>
             <w:tcBorders>
               <w:top w:val="single" w:color="1B1F23" w:sz="4"/>
               <w:left w:val="single" w:color="1B1F23" w:sz="4"/>
@@ -393,7 +394,7 @@
         </w:tc>
         <w:tc>
           <w:tcPr>
-            <w:tcW w:type="pct" w:w="72%"/>
+            <w:tcW w:type="dxa" w:w="7024"/>
             <w:tcBorders>
               <w:top w:val="single" w:color="1B1F23" w:sz="4"/>
               <w:left w:val="single" w:color="1B1F23" w:sz="4"/>
@@ -425,7 +426,7 @@
       <w:tr>
         <w:tc>
           <w:tcPr>
-            <w:tcW w:type="pct" w:w="28%"/>
+            <w:tcW w:type="dxa" w:w="2732"/>
             <w:tcBorders>
               <w:top w:val="single" w:color="1B1F23" w:sz="4"/>
               <w:left w:val="single" w:color="1B1F23" w:sz="4"/>
@@ -458,7 +459,7 @@
         </w:tc>
         <w:tc>
           <w:tcPr>
-            <w:tcW w:type="pct" w:w="72%"/>
+            <w:tcW w:type="dxa" w:w="7024"/>
             <w:tcBorders>
               <w:top w:val="single" w:color="1B1F23" w:sz="4"/>
               <w:left w:val="single" w:color="1B1F23" w:sz="4"/>
@@ -670,10 +671,11 @@
           <w:insideH w:val="single" w:color="auto" w:sz="4"/>
           <w:insideV w:val="single" w:color="auto" w:sz="4"/>
         </w:tblBorders>
+        <w:tblLayout w:type="fixed"/>
       </w:tblPr>
       <w:tblGrid>
-        <w:gridCol w:w="100"/>
-        <w:gridCol w:w="100"/>
+        <w:gridCol w:w="4098"/>
+        <w:gridCol w:w="5658"/>
       </w:tblGrid>
       <w:tr>
         <w:trPr>
@@ -681,7 +683,7 @@
         </w:trPr>
         <w:tc>
           <w:tcPr>
-            <w:tcW w:type="pct" w:w="42%"/>
+            <w:tcW w:type="dxa" w:w="4098"/>
             <w:shd w:fill="E7EDF1" w:color="auto" w:val="clear"/>
             <w:tcMar>
               <w:top w:type="dxa" w:w="30"/>
@@ -708,7 +710,7 @@
         </w:tc>
         <w:tc>
           <w:tcPr>
-            <w:tcW w:type="pct" w:w="58%"/>
+            <w:tcW w:type="dxa" w:w="5658"/>
             <w:shd w:fill="E7EDF1" w:color="auto" w:val="clear"/>
             <w:tcMar>
               <w:top w:type="dxa" w:w="30"/>
@@ -740,7 +742,7 @@
         </w:trPr>
         <w:tc>
           <w:tcPr>
-            <w:tcW w:type="pct" w:w="42%"/>
+            <w:tcW w:type="dxa" w:w="4098"/>
             <w:tcMar>
               <w:top w:type="dxa" w:w="30"/>
               <w:left w:type="dxa" w:w="70"/>
@@ -764,7 +766,7 @@
         </w:tc>
         <w:tc>
           <w:tcPr>
-            <w:tcW w:type="pct" w:w="58%"/>
+            <w:tcW w:type="dxa" w:w="5658"/>
             <w:tcMar>
               <w:top w:type="dxa" w:w="30"/>
               <w:left w:type="dxa" w:w="70"/>
@@ -793,7 +795,7 @@
         </w:trPr>
         <w:tc>
           <w:tcPr>
-            <w:tcW w:type="pct" w:w="42%"/>
+            <w:tcW w:type="dxa" w:w="4098"/>
             <w:tcMar>
               <w:top w:type="dxa" w:w="30"/>
               <w:left w:type="dxa" w:w="70"/>
@@ -817,7 +819,7 @@
         </w:tc>
         <w:tc>
           <w:tcPr>
-            <w:tcW w:type="pct" w:w="58%"/>
+            <w:tcW w:type="dxa" w:w="5658"/>
             <w:tcMar>
               <w:top w:type="dxa" w:w="30"/>
               <w:left w:type="dxa" w:w="70"/>
@@ -846,7 +848,7 @@
         </w:trPr>
         <w:tc>
           <w:tcPr>
-            <w:tcW w:type="pct" w:w="42%"/>
+            <w:tcW w:type="dxa" w:w="4098"/>
             <w:tcMar>
               <w:top w:type="dxa" w:w="30"/>
               <w:left w:type="dxa" w:w="70"/>
@@ -870,7 +872,7 @@
         </w:tc>
         <w:tc>
           <w:tcPr>
-            <w:tcW w:type="pct" w:w="58%"/>
+            <w:tcW w:type="dxa" w:w="5658"/>
             <w:tcMar>
               <w:top w:type="dxa" w:w="30"/>
               <w:left w:type="dxa" w:w="70"/>
@@ -899,7 +901,7 @@
         </w:trPr>
         <w:tc>
           <w:tcPr>
-            <w:tcW w:type="pct" w:w="42%"/>
+            <w:tcW w:type="dxa" w:w="4098"/>
             <w:tcMar>
               <w:top w:type="dxa" w:w="30"/>
               <w:left w:type="dxa" w:w="70"/>
@@ -923,7 +925,7 @@
         </w:tc>
         <w:tc>
           <w:tcPr>
-            <w:tcW w:type="pct" w:w="58%"/>
+            <w:tcW w:type="dxa" w:w="5658"/>
             <w:tcMar>
               <w:top w:type="dxa" w:w="30"/>
               <w:left w:type="dxa" w:w="70"/>
@@ -952,7 +954,7 @@
         </w:trPr>
         <w:tc>
           <w:tcPr>
-            <w:tcW w:type="pct" w:w="42%"/>
+            <w:tcW w:type="dxa" w:w="4098"/>
             <w:tcMar>
               <w:top w:type="dxa" w:w="30"/>
               <w:left w:type="dxa" w:w="70"/>
@@ -976,7 +978,7 @@
         </w:tc>
         <w:tc>
           <w:tcPr>
-            <w:tcW w:type="pct" w:w="58%"/>
+            <w:tcW w:type="dxa" w:w="5658"/>
             <w:tcMar>
               <w:top w:type="dxa" w:w="30"/>
               <w:left w:type="dxa" w:w="70"/>
@@ -1005,7 +1007,7 @@
         </w:trPr>
         <w:tc>
           <w:tcPr>
-            <w:tcW w:type="pct" w:w="42%"/>
+            <w:tcW w:type="dxa" w:w="4098"/>
             <w:tcMar>
               <w:top w:type="dxa" w:w="30"/>
               <w:left w:type="dxa" w:w="70"/>
@@ -1029,7 +1031,7 @@
         </w:tc>
         <w:tc>
           <w:tcPr>
-            <w:tcW w:type="pct" w:w="58%"/>
+            <w:tcW w:type="dxa" w:w="5658"/>
             <w:tcMar>
               <w:top w:type="dxa" w:w="30"/>
               <w:left w:type="dxa" w:w="70"/>
@@ -1058,7 +1060,7 @@
         </w:trPr>
         <w:tc>
           <w:tcPr>
-            <w:tcW w:type="pct" w:w="42%"/>
+            <w:tcW w:type="dxa" w:w="4098"/>
             <w:tcMar>
               <w:top w:type="dxa" w:w="30"/>
               <w:left w:type="dxa" w:w="70"/>
@@ -1082,7 +1084,7 @@
         </w:tc>
         <w:tc>
           <w:tcPr>
-            <w:tcW w:type="pct" w:w="58%"/>
+            <w:tcW w:type="dxa" w:w="5658"/>
             <w:tcMar>
               <w:top w:type="dxa" w:w="30"/>
               <w:left w:type="dxa" w:w="70"/>
@@ -1111,7 +1113,7 @@
         </w:trPr>
         <w:tc>
           <w:tcPr>
-            <w:tcW w:type="pct" w:w="42%"/>
+            <w:tcW w:type="dxa" w:w="4098"/>
             <w:tcMar>
               <w:top w:type="dxa" w:w="30"/>
               <w:left w:type="dxa" w:w="70"/>
@@ -1135,7 +1137,7 @@
         </w:tc>
         <w:tc>
           <w:tcPr>
-            <w:tcW w:type="pct" w:w="58%"/>
+            <w:tcW w:type="dxa" w:w="5658"/>
             <w:tcMar>
               <w:top w:type="dxa" w:w="30"/>
               <w:left w:type="dxa" w:w="70"/>
@@ -1164,7 +1166,7 @@
         </w:trPr>
         <w:tc>
           <w:tcPr>
-            <w:tcW w:type="pct" w:w="42%"/>
+            <w:tcW w:type="dxa" w:w="4098"/>
             <w:tcMar>
               <w:top w:type="dxa" w:w="30"/>
               <w:left w:type="dxa" w:w="70"/>
@@ -1188,7 +1190,7 @@
         </w:tc>
         <w:tc>
           <w:tcPr>
-            <w:tcW w:type="pct" w:w="58%"/>
+            <w:tcW w:type="dxa" w:w="5658"/>
             <w:tcMar>
               <w:top w:type="dxa" w:w="30"/>
               <w:left w:type="dxa" w:w="70"/>
@@ -1217,7 +1219,7 @@
         </w:trPr>
         <w:tc>
           <w:tcPr>
-            <w:tcW w:type="pct" w:w="42%"/>
+            <w:tcW w:type="dxa" w:w="4098"/>
             <w:tcMar>
               <w:top w:type="dxa" w:w="30"/>
               <w:left w:type="dxa" w:w="70"/>
@@ -1241,7 +1243,7 @@
         </w:tc>
         <w:tc>
           <w:tcPr>
-            <w:tcW w:type="pct" w:w="58%"/>
+            <w:tcW w:type="dxa" w:w="5658"/>
             <w:tcMar>
               <w:top w:type="dxa" w:w="30"/>
               <w:left w:type="dxa" w:w="70"/>
@@ -1270,7 +1272,7 @@
         </w:trPr>
         <w:tc>
           <w:tcPr>
-            <w:tcW w:type="pct" w:w="42%"/>
+            <w:tcW w:type="dxa" w:w="4098"/>
             <w:tcMar>
               <w:top w:type="dxa" w:w="30"/>
               <w:left w:type="dxa" w:w="70"/>
@@ -1294,7 +1296,7 @@
         </w:tc>
         <w:tc>
           <w:tcPr>
-            <w:tcW w:type="pct" w:w="58%"/>
+            <w:tcW w:type="dxa" w:w="5658"/>
             <w:tcMar>
               <w:top w:type="dxa" w:w="30"/>
               <w:left w:type="dxa" w:w="70"/>
@@ -1323,7 +1325,7 @@
         </w:trPr>
         <w:tc>
           <w:tcPr>
-            <w:tcW w:type="pct" w:w="42%"/>
+            <w:tcW w:type="dxa" w:w="4098"/>
             <w:tcMar>
               <w:top w:type="dxa" w:w="30"/>
               <w:left w:type="dxa" w:w="70"/>
@@ -1347,7 +1349,7 @@
         </w:tc>
         <w:tc>
           <w:tcPr>
-            <w:tcW w:type="pct" w:w="58%"/>
+            <w:tcW w:type="dxa" w:w="5658"/>
             <w:tcMar>
               <w:top w:type="dxa" w:w="30"/>
               <w:left w:type="dxa" w:w="70"/>
@@ -1512,20 +1514,21 @@
           <w:insideH w:val="single" w:color="auto" w:sz="4"/>
           <w:insideV w:val="single" w:color="auto" w:sz="4"/>
         </w:tblBorders>
+        <w:tblLayout w:type="fixed"/>
       </w:tblPr>
       <w:tblGrid>
-        <w:gridCol w:w="100"/>
-        <w:gridCol w:w="100"/>
-        <w:gridCol w:w="100"/>
-        <w:gridCol w:w="100"/>
-        <w:gridCol w:w="100"/>
-        <w:gridCol w:w="100"/>
-        <w:gridCol w:w="100"/>
-        <w:gridCol w:w="100"/>
-        <w:gridCol w:w="100"/>
-        <w:gridCol w:w="100"/>
-        <w:gridCol w:w="100"/>
-        <w:gridCol w:w="100"/>
+        <w:gridCol w:w="585"/>
+        <w:gridCol w:w="1561"/>
+        <w:gridCol w:w="1073"/>
+        <w:gridCol w:w="780"/>
+        <w:gridCol w:w="585"/>
+        <w:gridCol w:w="780"/>
+        <w:gridCol w:w="585"/>
+        <w:gridCol w:w="585"/>
+        <w:gridCol w:w="780"/>
+        <w:gridCol w:w="780"/>
+        <w:gridCol w:w="780"/>
+        <w:gridCol w:w="878"/>
       </w:tblGrid>
       <w:tr>
         <w:trPr>
@@ -1533,7 +1536,7 @@
         </w:trPr>
         <w:tc>
           <w:tcPr>
-            <w:tcW w:type="pct" w:w="6%"/>
+            <w:tcW w:type="dxa" w:w="585"/>
             <w:shd w:fill="E7EDF1" w:color="auto" w:val="clear"/>
             <w:tcMar>
               <w:top w:type="dxa" w:w="30"/>
@@ -1560,7 +1563,7 @@
         </w:tc>
         <w:tc>
           <w:tcPr>
-            <w:tcW w:type="pct" w:w="16%"/>
+            <w:tcW w:type="dxa" w:w="1561"/>
             <w:shd w:fill="E7EDF1" w:color="auto" w:val="clear"/>
             <w:tcMar>
               <w:top w:type="dxa" w:w="30"/>
@@ -1587,7 +1590,7 @@
         </w:tc>
         <w:tc>
           <w:tcPr>
-            <w:tcW w:type="pct" w:w="11%"/>
+            <w:tcW w:type="dxa" w:w="1073"/>
             <w:shd w:fill="E7EDF1" w:color="auto" w:val="clear"/>
             <w:tcMar>
               <w:top w:type="dxa" w:w="30"/>
@@ -1614,7 +1617,7 @@
         </w:tc>
         <w:tc>
           <w:tcPr>
-            <w:tcW w:type="pct" w:w="8%"/>
+            <w:tcW w:type="dxa" w:w="780"/>
             <w:shd w:fill="E7EDF1" w:color="auto" w:val="clear"/>
             <w:tcMar>
               <w:top w:type="dxa" w:w="30"/>
@@ -1641,7 +1644,7 @@
         </w:tc>
         <w:tc>
           <w:tcPr>
-            <w:tcW w:type="pct" w:w="6%"/>
+            <w:tcW w:type="dxa" w:w="585"/>
             <w:shd w:fill="E7EDF1" w:color="auto" w:val="clear"/>
             <w:tcMar>
               <w:top w:type="dxa" w:w="30"/>
@@ -1668,7 +1671,7 @@
         </w:tc>
         <w:tc>
           <w:tcPr>
-            <w:tcW w:type="pct" w:w="8%"/>
+            <w:tcW w:type="dxa" w:w="780"/>
             <w:shd w:fill="E7EDF1" w:color="auto" w:val="clear"/>
             <w:tcMar>
               <w:top w:type="dxa" w:w="30"/>
@@ -1695,7 +1698,7 @@
         </w:tc>
         <w:tc>
           <w:tcPr>
-            <w:tcW w:type="pct" w:w="6%"/>
+            <w:tcW w:type="dxa" w:w="585"/>
             <w:shd w:fill="E7EDF1" w:color="auto" w:val="clear"/>
             <w:tcMar>
               <w:top w:type="dxa" w:w="30"/>
@@ -1722,7 +1725,7 @@
         </w:tc>
         <w:tc>
           <w:tcPr>
-            <w:tcW w:type="pct" w:w="6%"/>
+            <w:tcW w:type="dxa" w:w="585"/>
             <w:shd w:fill="E7EDF1" w:color="auto" w:val="clear"/>
             <w:tcMar>
               <w:top w:type="dxa" w:w="30"/>
@@ -1749,7 +1752,7 @@
         </w:tc>
         <w:tc>
           <w:tcPr>
-            <w:tcW w:type="pct" w:w="8%"/>
+            <w:tcW w:type="dxa" w:w="780"/>
             <w:shd w:fill="E7EDF1" w:color="auto" w:val="clear"/>
             <w:tcMar>
               <w:top w:type="dxa" w:w="30"/>
@@ -1776,7 +1779,7 @@
         </w:tc>
         <w:tc>
           <w:tcPr>
-            <w:tcW w:type="pct" w:w="8%"/>
+            <w:tcW w:type="dxa" w:w="780"/>
             <w:shd w:fill="E7EDF1" w:color="auto" w:val="clear"/>
             <w:tcMar>
               <w:top w:type="dxa" w:w="30"/>
@@ -1803,7 +1806,7 @@
         </w:tc>
         <w:tc>
           <w:tcPr>
-            <w:tcW w:type="pct" w:w="8%"/>
+            <w:tcW w:type="dxa" w:w="780"/>
             <w:shd w:fill="E7EDF1" w:color="auto" w:val="clear"/>
             <w:tcMar>
               <w:top w:type="dxa" w:w="30"/>
@@ -1830,7 +1833,7 @@
         </w:tc>
         <w:tc>
           <w:tcPr>
-            <w:tcW w:type="pct" w:w="9%"/>
+            <w:tcW w:type="dxa" w:w="878"/>
             <w:shd w:fill="E7EDF1" w:color="auto" w:val="clear"/>
             <w:tcMar>
               <w:top w:type="dxa" w:w="30"/>
@@ -1862,7 +1865,7 @@
         </w:trPr>
         <w:tc>
           <w:tcPr>
-            <w:tcW w:type="pct" w:w="6%"/>
+            <w:tcW w:type="dxa" w:w="585"/>
             <w:tcMar>
               <w:top w:type="dxa" w:w="30"/>
               <w:left w:type="dxa" w:w="70"/>
@@ -1888,7 +1891,7 @@
         </w:tc>
         <w:tc>
           <w:tcPr>
-            <w:tcW w:type="pct" w:w="16%"/>
+            <w:tcW w:type="dxa" w:w="1561"/>
             <w:tcMar>
               <w:top w:type="dxa" w:w="30"/>
               <w:left w:type="dxa" w:w="70"/>
@@ -1914,7 +1917,7 @@
         </w:tc>
         <w:tc>
           <w:tcPr>
-            <w:tcW w:type="pct" w:w="11%"/>
+            <w:tcW w:type="dxa" w:w="1073"/>
             <w:tcMar>
               <w:top w:type="dxa" w:w="30"/>
               <w:left w:type="dxa" w:w="70"/>
@@ -1940,7 +1943,7 @@
         </w:tc>
         <w:tc>
           <w:tcPr>
-            <w:tcW w:type="pct" w:w="8%"/>
+            <w:tcW w:type="dxa" w:w="780"/>
             <w:tcMar>
               <w:top w:type="dxa" w:w="30"/>
               <w:left w:type="dxa" w:w="70"/>
@@ -1966,7 +1969,7 @@
         </w:tc>
         <w:tc>
           <w:tcPr>
-            <w:tcW w:type="pct" w:w="6%"/>
+            <w:tcW w:type="dxa" w:w="585"/>
             <w:tcMar>
               <w:top w:type="dxa" w:w="30"/>
               <w:left w:type="dxa" w:w="70"/>
@@ -1992,7 +1995,7 @@
         </w:tc>
         <w:tc>
           <w:tcPr>
-            <w:tcW w:type="pct" w:w="8%"/>
+            <w:tcW w:type="dxa" w:w="780"/>
             <w:tcMar>
               <w:top w:type="dxa" w:w="30"/>
               <w:left w:type="dxa" w:w="70"/>
@@ -2018,7 +2021,7 @@
         </w:tc>
         <w:tc>
           <w:tcPr>
-            <w:tcW w:type="pct" w:w="6%"/>
+            <w:tcW w:type="dxa" w:w="585"/>
             <w:tcMar>
               <w:top w:type="dxa" w:w="30"/>
               <w:left w:type="dxa" w:w="70"/>
@@ -2044,7 +2047,7 @@
         </w:tc>
         <w:tc>
           <w:tcPr>
-            <w:tcW w:type="pct" w:w="6%"/>
+            <w:tcW w:type="dxa" w:w="585"/>
             <w:tcMar>
               <w:top w:type="dxa" w:w="30"/>
               <w:left w:type="dxa" w:w="70"/>
@@ -2070,7 +2073,7 @@
         </w:tc>
         <w:tc>
           <w:tcPr>
-            <w:tcW w:type="pct" w:w="8%"/>
+            <w:tcW w:type="dxa" w:w="780"/>
             <w:tcMar>
               <w:top w:type="dxa" w:w="30"/>
               <w:left w:type="dxa" w:w="70"/>
@@ -2096,7 +2099,7 @@
         </w:tc>
         <w:tc>
           <w:tcPr>
-            <w:tcW w:type="pct" w:w="8%"/>
+            <w:tcW w:type="dxa" w:w="780"/>
             <w:tcMar>
               <w:top w:type="dxa" w:w="30"/>
               <w:left w:type="dxa" w:w="70"/>
@@ -2122,7 +2125,7 @@
         </w:tc>
         <w:tc>
           <w:tcPr>
-            <w:tcW w:type="pct" w:w="8%"/>
+            <w:tcW w:type="dxa" w:w="780"/>
             <w:tcMar>
               <w:top w:type="dxa" w:w="30"/>
               <w:left w:type="dxa" w:w="70"/>
@@ -2148,7 +2151,7 @@
         </w:tc>
         <w:tc>
           <w:tcPr>
-            <w:tcW w:type="pct" w:w="9%"/>
+            <w:tcW w:type="dxa" w:w="878"/>
             <w:tcMar>
               <w:top w:type="dxa" w:w="30"/>
               <w:left w:type="dxa" w:w="70"/>
@@ -2179,7 +2182,7 @@
         </w:trPr>
         <w:tc>
           <w:tcPr>
-            <w:tcW w:type="pct" w:w="6%"/>
+            <w:tcW w:type="dxa" w:w="585"/>
             <w:shd w:fill="F2F5F7" w:color="auto" w:val="clear"/>
             <w:tcMar>
               <w:top w:type="dxa" w:w="30"/>
@@ -2206,7 +2209,7 @@
         </w:tc>
         <w:tc>
           <w:tcPr>
-            <w:tcW w:type="pct" w:w="16%"/>
+            <w:tcW w:type="dxa" w:w="1561"/>
             <w:shd w:fill="F2F5F7" w:color="auto" w:val="clear"/>
             <w:tcMar>
               <w:top w:type="dxa" w:w="30"/>
@@ -2223,7 +2226,7 @@
         </w:tc>
         <w:tc>
           <w:tcPr>
-            <w:tcW w:type="pct" w:w="11%"/>
+            <w:tcW w:type="dxa" w:w="1073"/>
             <w:shd w:fill="F2F5F7" w:color="auto" w:val="clear"/>
             <w:tcMar>
               <w:top w:type="dxa" w:w="30"/>
@@ -2240,7 +2243,7 @@
         </w:tc>
         <w:tc>
           <w:tcPr>
-            <w:tcW w:type="pct" w:w="8%"/>
+            <w:tcW w:type="dxa" w:w="780"/>
             <w:shd w:fill="F2F5F7" w:color="auto" w:val="clear"/>
             <w:tcMar>
               <w:top w:type="dxa" w:w="30"/>
@@ -2267,7 +2270,7 @@
         </w:tc>
         <w:tc>
           <w:tcPr>
-            <w:tcW w:type="pct" w:w="6%"/>
+            <w:tcW w:type="dxa" w:w="585"/>
             <w:shd w:fill="F2F5F7" w:color="auto" w:val="clear"/>
             <w:tcMar>
               <w:top w:type="dxa" w:w="30"/>
@@ -2284,7 +2287,7 @@
         </w:tc>
         <w:tc>
           <w:tcPr>
-            <w:tcW w:type="pct" w:w="8%"/>
+            <w:tcW w:type="dxa" w:w="780"/>
             <w:shd w:fill="F2F5F7" w:color="auto" w:val="clear"/>
             <w:tcMar>
               <w:top w:type="dxa" w:w="30"/>
@@ -2311,7 +2314,7 @@
         </w:tc>
         <w:tc>
           <w:tcPr>
-            <w:tcW w:type="pct" w:w="6%"/>
+            <w:tcW w:type="dxa" w:w="585"/>
             <w:shd w:fill="F2F5F7" w:color="auto" w:val="clear"/>
             <w:tcMar>
               <w:top w:type="dxa" w:w="30"/>
@@ -2328,7 +2331,7 @@
         </w:tc>
         <w:tc>
           <w:tcPr>
-            <w:tcW w:type="pct" w:w="6%"/>
+            <w:tcW w:type="dxa" w:w="585"/>
             <w:shd w:fill="F2F5F7" w:color="auto" w:val="clear"/>
             <w:tcMar>
               <w:top w:type="dxa" w:w="30"/>
@@ -2345,7 +2348,7 @@
         </w:tc>
         <w:tc>
           <w:tcPr>
-            <w:tcW w:type="pct" w:w="8%"/>
+            <w:tcW w:type="dxa" w:w="780"/>
             <w:shd w:fill="F2F5F7" w:color="auto" w:val="clear"/>
             <w:tcMar>
               <w:top w:type="dxa" w:w="30"/>
@@ -2372,7 +2375,7 @@
         </w:tc>
         <w:tc>
           <w:tcPr>
-            <w:tcW w:type="pct" w:w="8%"/>
+            <w:tcW w:type="dxa" w:w="780"/>
             <w:shd w:fill="F2F5F7" w:color="auto" w:val="clear"/>
             <w:tcMar>
               <w:top w:type="dxa" w:w="30"/>
@@ -2399,7 +2402,7 @@
         </w:tc>
         <w:tc>
           <w:tcPr>
-            <w:tcW w:type="pct" w:w="8%"/>
+            <w:tcW w:type="dxa" w:w="780"/>
             <w:shd w:fill="F2F5F7" w:color="auto" w:val="clear"/>
             <w:tcMar>
               <w:top w:type="dxa" w:w="30"/>
@@ -2426,7 +2429,7 @@
         </w:tc>
         <w:tc>
           <w:tcPr>
-            <w:tcW w:type="pct" w:w="9%"/>
+            <w:tcW w:type="dxa" w:w="878"/>
             <w:shd w:fill="F2F5F7" w:color="auto" w:val="clear"/>
             <w:tcMar>
               <w:top w:type="dxa" w:w="30"/>
@@ -2561,20 +2564,21 @@
           <w:insideH w:val="single" w:color="auto" w:sz="4"/>
           <w:insideV w:val="single" w:color="auto" w:sz="4"/>
         </w:tblBorders>
+        <w:tblLayout w:type="fixed"/>
       </w:tblPr>
       <w:tblGrid>
-        <w:gridCol w:w="100"/>
-        <w:gridCol w:w="100"/>
-        <w:gridCol w:w="100"/>
-        <w:gridCol w:w="100"/>
-        <w:gridCol w:w="100"/>
-        <w:gridCol w:w="100"/>
-        <w:gridCol w:w="100"/>
-        <w:gridCol w:w="100"/>
-        <w:gridCol w:w="100"/>
-        <w:gridCol w:w="100"/>
-        <w:gridCol w:w="100"/>
-        <w:gridCol w:w="100"/>
+        <w:gridCol w:w="585"/>
+        <w:gridCol w:w="1561"/>
+        <w:gridCol w:w="1073"/>
+        <w:gridCol w:w="780"/>
+        <w:gridCol w:w="585"/>
+        <w:gridCol w:w="780"/>
+        <w:gridCol w:w="585"/>
+        <w:gridCol w:w="585"/>
+        <w:gridCol w:w="780"/>
+        <w:gridCol w:w="780"/>
+        <w:gridCol w:w="780"/>
+        <w:gridCol w:w="878"/>
       </w:tblGrid>
       <w:tr>
         <w:trPr>
@@ -2582,7 +2586,7 @@
         </w:trPr>
         <w:tc>
           <w:tcPr>
-            <w:tcW w:type="pct" w:w="6%"/>
+            <w:tcW w:type="dxa" w:w="585"/>
             <w:shd w:fill="E7EDF1" w:color="auto" w:val="clear"/>
             <w:tcMar>
               <w:top w:type="dxa" w:w="30"/>
@@ -2609,7 +2613,7 @@
         </w:tc>
         <w:tc>
           <w:tcPr>
-            <w:tcW w:type="pct" w:w="16%"/>
+            <w:tcW w:type="dxa" w:w="1561"/>
             <w:shd w:fill="E7EDF1" w:color="auto" w:val="clear"/>
             <w:tcMar>
               <w:top w:type="dxa" w:w="30"/>
@@ -2636,7 +2640,7 @@
         </w:tc>
         <w:tc>
           <w:tcPr>
-            <w:tcW w:type="pct" w:w="11%"/>
+            <w:tcW w:type="dxa" w:w="1073"/>
             <w:shd w:fill="E7EDF1" w:color="auto" w:val="clear"/>
             <w:tcMar>
               <w:top w:type="dxa" w:w="30"/>
@@ -2663,7 +2667,7 @@
         </w:tc>
         <w:tc>
           <w:tcPr>
-            <w:tcW w:type="pct" w:w="8%"/>
+            <w:tcW w:type="dxa" w:w="780"/>
             <w:shd w:fill="E7EDF1" w:color="auto" w:val="clear"/>
             <w:tcMar>
               <w:top w:type="dxa" w:w="30"/>
@@ -2690,7 +2694,7 @@
         </w:tc>
         <w:tc>
           <w:tcPr>
-            <w:tcW w:type="pct" w:w="6%"/>
+            <w:tcW w:type="dxa" w:w="585"/>
             <w:shd w:fill="E7EDF1" w:color="auto" w:val="clear"/>
             <w:tcMar>
               <w:top w:type="dxa" w:w="30"/>
@@ -2717,7 +2721,7 @@
         </w:tc>
         <w:tc>
           <w:tcPr>
-            <w:tcW w:type="pct" w:w="8%"/>
+            <w:tcW w:type="dxa" w:w="780"/>
             <w:shd w:fill="E7EDF1" w:color="auto" w:val="clear"/>
             <w:tcMar>
               <w:top w:type="dxa" w:w="30"/>
@@ -2744,7 +2748,7 @@
         </w:tc>
         <w:tc>
           <w:tcPr>
-            <w:tcW w:type="pct" w:w="6%"/>
+            <w:tcW w:type="dxa" w:w="585"/>
             <w:shd w:fill="E7EDF1" w:color="auto" w:val="clear"/>
             <w:tcMar>
               <w:top w:type="dxa" w:w="30"/>
@@ -2771,7 +2775,7 @@
         </w:tc>
         <w:tc>
           <w:tcPr>
-            <w:tcW w:type="pct" w:w="6%"/>
+            <w:tcW w:type="dxa" w:w="585"/>
             <w:shd w:fill="E7EDF1" w:color="auto" w:val="clear"/>
             <w:tcMar>
               <w:top w:type="dxa" w:w="30"/>
@@ -2798,7 +2802,7 @@
         </w:tc>
         <w:tc>
           <w:tcPr>
-            <w:tcW w:type="pct" w:w="8%"/>
+            <w:tcW w:type="dxa" w:w="780"/>
             <w:shd w:fill="E7EDF1" w:color="auto" w:val="clear"/>
             <w:tcMar>
               <w:top w:type="dxa" w:w="30"/>
@@ -2825,7 +2829,7 @@
         </w:tc>
         <w:tc>
           <w:tcPr>
-            <w:tcW w:type="pct" w:w="8%"/>
+            <w:tcW w:type="dxa" w:w="780"/>
             <w:shd w:fill="E7EDF1" w:color="auto" w:val="clear"/>
             <w:tcMar>
               <w:top w:type="dxa" w:w="30"/>
@@ -2852,7 +2856,7 @@
         </w:tc>
         <w:tc>
           <w:tcPr>
-            <w:tcW w:type="pct" w:w="8%"/>
+            <w:tcW w:type="dxa" w:w="780"/>
             <w:shd w:fill="E7EDF1" w:color="auto" w:val="clear"/>
             <w:tcMar>
               <w:top w:type="dxa" w:w="30"/>
@@ -2879,7 +2883,7 @@
         </w:tc>
         <w:tc>
           <w:tcPr>
-            <w:tcW w:type="pct" w:w="9%"/>
+            <w:tcW w:type="dxa" w:w="878"/>
             <w:shd w:fill="E7EDF1" w:color="auto" w:val="clear"/>
             <w:tcMar>
               <w:top w:type="dxa" w:w="30"/>
@@ -2911,7 +2915,7 @@
         </w:trPr>
         <w:tc>
           <w:tcPr>
-            <w:tcW w:type="pct" w:w="6%"/>
+            <w:tcW w:type="dxa" w:w="585"/>
             <w:tcMar>
               <w:top w:type="dxa" w:w="30"/>
               <w:left w:type="dxa" w:w="70"/>
@@ -2937,7 +2941,7 @@
         </w:tc>
         <w:tc>
           <w:tcPr>
-            <w:tcW w:type="pct" w:w="16%"/>
+            <w:tcW w:type="dxa" w:w="1561"/>
             <w:tcMar>
               <w:top w:type="dxa" w:w="30"/>
               <w:left w:type="dxa" w:w="70"/>
@@ -2963,7 +2967,7 @@
         </w:tc>
         <w:tc>
           <w:tcPr>
-            <w:tcW w:type="pct" w:w="11%"/>
+            <w:tcW w:type="dxa" w:w="1073"/>
             <w:tcMar>
               <w:top w:type="dxa" w:w="30"/>
               <w:left w:type="dxa" w:w="70"/>
@@ -2989,7 +2993,7 @@
         </w:tc>
         <w:tc>
           <w:tcPr>
-            <w:tcW w:type="pct" w:w="8%"/>
+            <w:tcW w:type="dxa" w:w="780"/>
             <w:tcMar>
               <w:top w:type="dxa" w:w="30"/>
               <w:left w:type="dxa" w:w="70"/>
@@ -3015,7 +3019,7 @@
         </w:tc>
         <w:tc>
           <w:tcPr>
-            <w:tcW w:type="pct" w:w="6%"/>
+            <w:tcW w:type="dxa" w:w="585"/>
             <w:tcMar>
               <w:top w:type="dxa" w:w="30"/>
               <w:left w:type="dxa" w:w="70"/>
@@ -3041,7 +3045,7 @@
         </w:tc>
         <w:tc>
           <w:tcPr>
-            <w:tcW w:type="pct" w:w="8%"/>
+            <w:tcW w:type="dxa" w:w="780"/>
             <w:tcMar>
               <w:top w:type="dxa" w:w="30"/>
               <w:left w:type="dxa" w:w="70"/>
@@ -3067,7 +3071,7 @@
         </w:tc>
         <w:tc>
           <w:tcPr>
-            <w:tcW w:type="pct" w:w="6%"/>
+            <w:tcW w:type="dxa" w:w="585"/>
             <w:tcMar>
               <w:top w:type="dxa" w:w="30"/>
               <w:left w:type="dxa" w:w="70"/>
@@ -3093,7 +3097,7 @@
         </w:tc>
         <w:tc>
           <w:tcPr>
-            <w:tcW w:type="pct" w:w="6%"/>
+            <w:tcW w:type="dxa" w:w="585"/>
             <w:tcMar>
               <w:top w:type="dxa" w:w="30"/>
               <w:left w:type="dxa" w:w="70"/>
@@ -3119,7 +3123,7 @@
         </w:tc>
         <w:tc>
           <w:tcPr>
-            <w:tcW w:type="pct" w:w="8%"/>
+            <w:tcW w:type="dxa" w:w="780"/>
             <w:tcMar>
               <w:top w:type="dxa" w:w="30"/>
               <w:left w:type="dxa" w:w="70"/>
@@ -3145,7 +3149,7 @@
         </w:tc>
         <w:tc>
           <w:tcPr>
-            <w:tcW w:type="pct" w:w="8%"/>
+            <w:tcW w:type="dxa" w:w="780"/>
             <w:tcMar>
               <w:top w:type="dxa" w:w="30"/>
               <w:left w:type="dxa" w:w="70"/>
@@ -3171,7 +3175,7 @@
         </w:tc>
         <w:tc>
           <w:tcPr>
-            <w:tcW w:type="pct" w:w="8%"/>
+            <w:tcW w:type="dxa" w:w="780"/>
             <w:tcMar>
               <w:top w:type="dxa" w:w="30"/>
               <w:left w:type="dxa" w:w="70"/>
@@ -3197,7 +3201,7 @@
         </w:tc>
         <w:tc>
           <w:tcPr>
-            <w:tcW w:type="pct" w:w="9%"/>
+            <w:tcW w:type="dxa" w:w="878"/>
             <w:tcMar>
               <w:top w:type="dxa" w:w="30"/>
               <w:left w:type="dxa" w:w="70"/>
@@ -3228,7 +3232,7 @@
         </w:trPr>
         <w:tc>
           <w:tcPr>
-            <w:tcW w:type="pct" w:w="6%"/>
+            <w:tcW w:type="dxa" w:w="585"/>
             <w:tcMar>
               <w:top w:type="dxa" w:w="30"/>
               <w:left w:type="dxa" w:w="70"/>
@@ -3254,7 +3258,7 @@
         </w:tc>
         <w:tc>
           <w:tcPr>
-            <w:tcW w:type="pct" w:w="16%"/>
+            <w:tcW w:type="dxa" w:w="1561"/>
             <w:tcMar>
               <w:top w:type="dxa" w:w="30"/>
               <w:left w:type="dxa" w:w="70"/>
@@ -3280,7 +3284,7 @@
         </w:tc>
         <w:tc>
           <w:tcPr>
-            <w:tcW w:type="pct" w:w="11%"/>
+            <w:tcW w:type="dxa" w:w="1073"/>
             <w:tcMar>
               <w:top w:type="dxa" w:w="30"/>
               <w:left w:type="dxa" w:w="70"/>
@@ -3306,7 +3310,7 @@
         </w:tc>
         <w:tc>
           <w:tcPr>
-            <w:tcW w:type="pct" w:w="8%"/>
+            <w:tcW w:type="dxa" w:w="780"/>
             <w:tcMar>
               <w:top w:type="dxa" w:w="30"/>
               <w:left w:type="dxa" w:w="70"/>
@@ -3332,7 +3336,7 @@
         </w:tc>
         <w:tc>
           <w:tcPr>
-            <w:tcW w:type="pct" w:w="6%"/>
+            <w:tcW w:type="dxa" w:w="585"/>
             <w:tcMar>
               <w:top w:type="dxa" w:w="30"/>
               <w:left w:type="dxa" w:w="70"/>
@@ -3358,7 +3362,7 @@
         </w:tc>
         <w:tc>
           <w:tcPr>
-            <w:tcW w:type="pct" w:w="8%"/>
+            <w:tcW w:type="dxa" w:w="780"/>
             <w:tcMar>
               <w:top w:type="dxa" w:w="30"/>
               <w:left w:type="dxa" w:w="70"/>
@@ -3384,7 +3388,7 @@
         </w:tc>
         <w:tc>
           <w:tcPr>
-            <w:tcW w:type="pct" w:w="6%"/>
+            <w:tcW w:type="dxa" w:w="585"/>
             <w:tcMar>
               <w:top w:type="dxa" w:w="30"/>
               <w:left w:type="dxa" w:w="70"/>
@@ -3410,7 +3414,7 @@
         </w:tc>
         <w:tc>
           <w:tcPr>
-            <w:tcW w:type="pct" w:w="6%"/>
+            <w:tcW w:type="dxa" w:w="585"/>
             <w:tcMar>
               <w:top w:type="dxa" w:w="30"/>
               <w:left w:type="dxa" w:w="70"/>
@@ -3436,7 +3440,7 @@
         </w:tc>
         <w:tc>
           <w:tcPr>
-            <w:tcW w:type="pct" w:w="8%"/>
+            <w:tcW w:type="dxa" w:w="780"/>
             <w:tcMar>
               <w:top w:type="dxa" w:w="30"/>
               <w:left w:type="dxa" w:w="70"/>
@@ -3462,7 +3466,7 @@
         </w:tc>
         <w:tc>
           <w:tcPr>
-            <w:tcW w:type="pct" w:w="8%"/>
+            <w:tcW w:type="dxa" w:w="780"/>
             <w:tcMar>
               <w:top w:type="dxa" w:w="30"/>
               <w:left w:type="dxa" w:w="70"/>
@@ -3488,7 +3492,7 @@
         </w:tc>
         <w:tc>
           <w:tcPr>
-            <w:tcW w:type="pct" w:w="8%"/>
+            <w:tcW w:type="dxa" w:w="780"/>
             <w:tcMar>
               <w:top w:type="dxa" w:w="30"/>
               <w:left w:type="dxa" w:w="70"/>
@@ -3514,7 +3518,7 @@
         </w:tc>
         <w:tc>
           <w:tcPr>
-            <w:tcW w:type="pct" w:w="9%"/>
+            <w:tcW w:type="dxa" w:w="878"/>
             <w:tcMar>
               <w:top w:type="dxa" w:w="30"/>
               <w:left w:type="dxa" w:w="70"/>
@@ -3545,7 +3549,7 @@
         </w:trPr>
         <w:tc>
           <w:tcPr>
-            <w:tcW w:type="pct" w:w="6%"/>
+            <w:tcW w:type="dxa" w:w="585"/>
             <w:tcMar>
               <w:top w:type="dxa" w:w="30"/>
               <w:left w:type="dxa" w:w="70"/>
@@ -3571,7 +3575,7 @@
         </w:tc>
         <w:tc>
           <w:tcPr>
-            <w:tcW w:type="pct" w:w="16%"/>
+            <w:tcW w:type="dxa" w:w="1561"/>
             <w:tcMar>
               <w:top w:type="dxa" w:w="30"/>
               <w:left w:type="dxa" w:w="70"/>
@@ -3597,7 +3601,7 @@
         </w:tc>
         <w:tc>
           <w:tcPr>
-            <w:tcW w:type="pct" w:w="11%"/>
+            <w:tcW w:type="dxa" w:w="1073"/>
             <w:tcMar>
               <w:top w:type="dxa" w:w="30"/>
               <w:left w:type="dxa" w:w="70"/>
@@ -3623,7 +3627,7 @@
         </w:tc>
         <w:tc>
           <w:tcPr>
-            <w:tcW w:type="pct" w:w="8%"/>
+            <w:tcW w:type="dxa" w:w="780"/>
             <w:tcMar>
               <w:top w:type="dxa" w:w="30"/>
               <w:left w:type="dxa" w:w="70"/>
@@ -3649,7 +3653,7 @@
         </w:tc>
         <w:tc>
           <w:tcPr>
-            <w:tcW w:type="pct" w:w="6%"/>
+            <w:tcW w:type="dxa" w:w="585"/>
             <w:tcMar>
               <w:top w:type="dxa" w:w="30"/>
               <w:left w:type="dxa" w:w="70"/>
@@ -3675,7 +3679,7 @@
         </w:tc>
         <w:tc>
           <w:tcPr>
-            <w:tcW w:type="pct" w:w="8%"/>
+            <w:tcW w:type="dxa" w:w="780"/>
             <w:tcMar>
               <w:top w:type="dxa" w:w="30"/>
               <w:left w:type="dxa" w:w="70"/>
@@ -3701,7 +3705,7 @@
         </w:tc>
         <w:tc>
           <w:tcPr>
-            <w:tcW w:type="pct" w:w="6%"/>
+            <w:tcW w:type="dxa" w:w="585"/>
             <w:tcMar>
               <w:top w:type="dxa" w:w="30"/>
               <w:left w:type="dxa" w:w="70"/>
@@ -3727,7 +3731,7 @@
         </w:tc>
         <w:tc>
           <w:tcPr>
-            <w:tcW w:type="pct" w:w="6%"/>
+            <w:tcW w:type="dxa" w:w="585"/>
             <w:tcMar>
               <w:top w:type="dxa" w:w="30"/>
               <w:left w:type="dxa" w:w="70"/>
@@ -3753,7 +3757,7 @@
         </w:tc>
         <w:tc>
           <w:tcPr>
-            <w:tcW w:type="pct" w:w="8%"/>
+            <w:tcW w:type="dxa" w:w="780"/>
             <w:tcMar>
               <w:top w:type="dxa" w:w="30"/>
               <w:left w:type="dxa" w:w="70"/>
@@ -3779,7 +3783,7 @@
         </w:tc>
         <w:tc>
           <w:tcPr>
-            <w:tcW w:type="pct" w:w="8%"/>
+            <w:tcW w:type="dxa" w:w="780"/>
             <w:tcMar>
               <w:top w:type="dxa" w:w="30"/>
               <w:left w:type="dxa" w:w="70"/>
@@ -3805,7 +3809,7 @@
         </w:tc>
         <w:tc>
           <w:tcPr>
-            <w:tcW w:type="pct" w:w="8%"/>
+            <w:tcW w:type="dxa" w:w="780"/>
             <w:tcMar>
               <w:top w:type="dxa" w:w="30"/>
               <w:left w:type="dxa" w:w="70"/>
@@ -3831,7 +3835,7 @@
         </w:tc>
         <w:tc>
           <w:tcPr>
-            <w:tcW w:type="pct" w:w="9%"/>
+            <w:tcW w:type="dxa" w:w="878"/>
             <w:tcMar>
               <w:top w:type="dxa" w:w="30"/>
               <w:left w:type="dxa" w:w="70"/>
@@ -3862,7 +3866,7 @@
         </w:trPr>
         <w:tc>
           <w:tcPr>
-            <w:tcW w:type="pct" w:w="6%"/>
+            <w:tcW w:type="dxa" w:w="585"/>
             <w:tcMar>
               <w:top w:type="dxa" w:w="30"/>
               <w:left w:type="dxa" w:w="70"/>
@@ -3888,7 +3892,7 @@
         </w:tc>
         <w:tc>
           <w:tcPr>
-            <w:tcW w:type="pct" w:w="16%"/>
+            <w:tcW w:type="dxa" w:w="1561"/>
             <w:tcMar>
               <w:top w:type="dxa" w:w="30"/>
               <w:left w:type="dxa" w:w="70"/>
@@ -3914,7 +3918,7 @@
         </w:tc>
         <w:tc>
           <w:tcPr>
-            <w:tcW w:type="pct" w:w="11%"/>
+            <w:tcW w:type="dxa" w:w="1073"/>
             <w:tcMar>
               <w:top w:type="dxa" w:w="30"/>
               <w:left w:type="dxa" w:w="70"/>
@@ -3940,7 +3944,7 @@
         </w:tc>
         <w:tc>
           <w:tcPr>
-            <w:tcW w:type="pct" w:w="8%"/>
+            <w:tcW w:type="dxa" w:w="780"/>
             <w:tcMar>
               <w:top w:type="dxa" w:w="30"/>
               <w:left w:type="dxa" w:w="70"/>
@@ -3966,7 +3970,7 @@
         </w:tc>
         <w:tc>
           <w:tcPr>
-            <w:tcW w:type="pct" w:w="6%"/>
+            <w:tcW w:type="dxa" w:w="585"/>
             <w:tcMar>
               <w:top w:type="dxa" w:w="30"/>
               <w:left w:type="dxa" w:w="70"/>
@@ -3992,7 +3996,7 @@
         </w:tc>
         <w:tc>
           <w:tcPr>
-            <w:tcW w:type="pct" w:w="8%"/>
+            <w:tcW w:type="dxa" w:w="780"/>
             <w:tcMar>
               <w:top w:type="dxa" w:w="30"/>
               <w:left w:type="dxa" w:w="70"/>
@@ -4018,7 +4022,7 @@
         </w:tc>
         <w:tc>
           <w:tcPr>
-            <w:tcW w:type="pct" w:w="6%"/>
+            <w:tcW w:type="dxa" w:w="585"/>
             <w:tcMar>
               <w:top w:type="dxa" w:w="30"/>
               <w:left w:type="dxa" w:w="70"/>
@@ -4044,7 +4048,7 @@
         </w:tc>
         <w:tc>
           <w:tcPr>
-            <w:tcW w:type="pct" w:w="6%"/>
+            <w:tcW w:type="dxa" w:w="585"/>
             <w:tcMar>
               <w:top w:type="dxa" w:w="30"/>
               <w:left w:type="dxa" w:w="70"/>
@@ -4070,7 +4074,7 @@
         </w:tc>
         <w:tc>
           <w:tcPr>
-            <w:tcW w:type="pct" w:w="8%"/>
+            <w:tcW w:type="dxa" w:w="780"/>
             <w:tcMar>
               <w:top w:type="dxa" w:w="30"/>
               <w:left w:type="dxa" w:w="70"/>
@@ -4096,7 +4100,7 @@
         </w:tc>
         <w:tc>
           <w:tcPr>
-            <w:tcW w:type="pct" w:w="8%"/>
+            <w:tcW w:type="dxa" w:w="780"/>
             <w:tcMar>
               <w:top w:type="dxa" w:w="30"/>
               <w:left w:type="dxa" w:w="70"/>
@@ -4122,7 +4126,7 @@
         </w:tc>
         <w:tc>
           <w:tcPr>
-            <w:tcW w:type="pct" w:w="8%"/>
+            <w:tcW w:type="dxa" w:w="780"/>
             <w:tcMar>
               <w:top w:type="dxa" w:w="30"/>
               <w:left w:type="dxa" w:w="70"/>
@@ -4148,7 +4152,7 @@
         </w:tc>
         <w:tc>
           <w:tcPr>
-            <w:tcW w:type="pct" w:w="9%"/>
+            <w:tcW w:type="dxa" w:w="878"/>
             <w:tcMar>
               <w:top w:type="dxa" w:w="30"/>
               <w:left w:type="dxa" w:w="70"/>
@@ -4179,7 +4183,7 @@
         </w:trPr>
         <w:tc>
           <w:tcPr>
-            <w:tcW w:type="pct" w:w="6%"/>
+            <w:tcW w:type="dxa" w:w="585"/>
             <w:tcMar>
               <w:top w:type="dxa" w:w="30"/>
               <w:left w:type="dxa" w:w="70"/>
@@ -4205,7 +4209,7 @@
         </w:tc>
         <w:tc>
           <w:tcPr>
-            <w:tcW w:type="pct" w:w="16%"/>
+            <w:tcW w:type="dxa" w:w="1561"/>
             <w:tcMar>
               <w:top w:type="dxa" w:w="30"/>
               <w:left w:type="dxa" w:w="70"/>
@@ -4231,7 +4235,7 @@
         </w:tc>
         <w:tc>
           <w:tcPr>
-            <w:tcW w:type="pct" w:w="11%"/>
+            <w:tcW w:type="dxa" w:w="1073"/>
             <w:tcMar>
               <w:top w:type="dxa" w:w="30"/>
               <w:left w:type="dxa" w:w="70"/>
@@ -4257,7 +4261,7 @@
         </w:tc>
         <w:tc>
           <w:tcPr>
-            <w:tcW w:type="pct" w:w="8%"/>
+            <w:tcW w:type="dxa" w:w="780"/>
             <w:tcMar>
               <w:top w:type="dxa" w:w="30"/>
               <w:left w:type="dxa" w:w="70"/>
@@ -4283,7 +4287,7 @@
         </w:tc>
         <w:tc>
           <w:tcPr>
-            <w:tcW w:type="pct" w:w="6%"/>
+            <w:tcW w:type="dxa" w:w="585"/>
             <w:tcMar>
               <w:top w:type="dxa" w:w="30"/>
               <w:left w:type="dxa" w:w="70"/>
@@ -4309,7 +4313,7 @@
         </w:tc>
         <w:tc>
           <w:tcPr>
-            <w:tcW w:type="pct" w:w="8%"/>
+            <w:tcW w:type="dxa" w:w="780"/>
             <w:tcMar>
               <w:top w:type="dxa" w:w="30"/>
               <w:left w:type="dxa" w:w="70"/>
@@ -4335,7 +4339,7 @@
         </w:tc>
         <w:tc>
           <w:tcPr>
-            <w:tcW w:type="pct" w:w="6%"/>
+            <w:tcW w:type="dxa" w:w="585"/>
             <w:tcMar>
               <w:top w:type="dxa" w:w="30"/>
               <w:left w:type="dxa" w:w="70"/>
@@ -4361,7 +4365,7 @@
         </w:tc>
         <w:tc>
           <w:tcPr>
-            <w:tcW w:type="pct" w:w="6%"/>
+            <w:tcW w:type="dxa" w:w="585"/>
             <w:tcMar>
               <w:top w:type="dxa" w:w="30"/>
               <w:left w:type="dxa" w:w="70"/>
@@ -4387,7 +4391,7 @@
         </w:tc>
         <w:tc>
           <w:tcPr>
-            <w:tcW w:type="pct" w:w="8%"/>
+            <w:tcW w:type="dxa" w:w="780"/>
             <w:tcMar>
               <w:top w:type="dxa" w:w="30"/>
               <w:left w:type="dxa" w:w="70"/>
@@ -4413,7 +4417,7 @@
         </w:tc>
         <w:tc>
           <w:tcPr>
-            <w:tcW w:type="pct" w:w="8%"/>
+            <w:tcW w:type="dxa" w:w="780"/>
             <w:tcMar>
               <w:top w:type="dxa" w:w="30"/>
               <w:left w:type="dxa" w:w="70"/>
@@ -4439,7 +4443,7 @@
         </w:tc>
         <w:tc>
           <w:tcPr>
-            <w:tcW w:type="pct" w:w="8%"/>
+            <w:tcW w:type="dxa" w:w="780"/>
             <w:tcMar>
               <w:top w:type="dxa" w:w="30"/>
               <w:left w:type="dxa" w:w="70"/>
@@ -4465,7 +4469,7 @@
         </w:tc>
         <w:tc>
           <w:tcPr>
-            <w:tcW w:type="pct" w:w="9%"/>
+            <w:tcW w:type="dxa" w:w="878"/>
             <w:tcMar>
               <w:top w:type="dxa" w:w="30"/>
               <w:left w:type="dxa" w:w="70"/>
@@ -4496,7 +4500,7 @@
         </w:trPr>
         <w:tc>
           <w:tcPr>
-            <w:tcW w:type="pct" w:w="6%"/>
+            <w:tcW w:type="dxa" w:w="585"/>
             <w:tcMar>
               <w:top w:type="dxa" w:w="30"/>
               <w:left w:type="dxa" w:w="70"/>
@@ -4522,7 +4526,7 @@
         </w:tc>
         <w:tc>
           <w:tcPr>
-            <w:tcW w:type="pct" w:w="16%"/>
+            <w:tcW w:type="dxa" w:w="1561"/>
             <w:tcMar>
               <w:top w:type="dxa" w:w="30"/>
               <w:left w:type="dxa" w:w="70"/>
@@ -4548,7 +4552,7 @@
         </w:tc>
         <w:tc>
           <w:tcPr>
-            <w:tcW w:type="pct" w:w="11%"/>
+            <w:tcW w:type="dxa" w:w="1073"/>
             <w:tcMar>
               <w:top w:type="dxa" w:w="30"/>
               <w:left w:type="dxa" w:w="70"/>
@@ -4574,7 +4578,7 @@
         </w:tc>
         <w:tc>
           <w:tcPr>
-            <w:tcW w:type="pct" w:w="8%"/>
+            <w:tcW w:type="dxa" w:w="780"/>
             <w:tcMar>
               <w:top w:type="dxa" w:w="30"/>
               <w:left w:type="dxa" w:w="70"/>
@@ -4600,7 +4604,7 @@
         </w:tc>
         <w:tc>
           <w:tcPr>
-            <w:tcW w:type="pct" w:w="6%"/>
+            <w:tcW w:type="dxa" w:w="585"/>
             <w:tcMar>
               <w:top w:type="dxa" w:w="30"/>
               <w:left w:type="dxa" w:w="70"/>
@@ -4626,7 +4630,7 @@
         </w:tc>
         <w:tc>
           <w:tcPr>
-            <w:tcW w:type="pct" w:w="8%"/>
+            <w:tcW w:type="dxa" w:w="780"/>
             <w:tcMar>
               <w:top w:type="dxa" w:w="30"/>
               <w:left w:type="dxa" w:w="70"/>
@@ -4652,7 +4656,7 @@
         </w:tc>
         <w:tc>
           <w:tcPr>
-            <w:tcW w:type="pct" w:w="6%"/>
+            <w:tcW w:type="dxa" w:w="585"/>
             <w:tcMar>
               <w:top w:type="dxa" w:w="30"/>
               <w:left w:type="dxa" w:w="70"/>
@@ -4678,7 +4682,7 @@
         </w:tc>
         <w:tc>
           <w:tcPr>
-            <w:tcW w:type="pct" w:w="6%"/>
+            <w:tcW w:type="dxa" w:w="585"/>
             <w:tcMar>
               <w:top w:type="dxa" w:w="30"/>
               <w:left w:type="dxa" w:w="70"/>
@@ -4704,7 +4708,7 @@
         </w:tc>
         <w:tc>
           <w:tcPr>
-            <w:tcW w:type="pct" w:w="8%"/>
+            <w:tcW w:type="dxa" w:w="780"/>
             <w:tcMar>
               <w:top w:type="dxa" w:w="30"/>
               <w:left w:type="dxa" w:w="70"/>
@@ -4730,7 +4734,7 @@
         </w:tc>
         <w:tc>
           <w:tcPr>
-            <w:tcW w:type="pct" w:w="8%"/>
+            <w:tcW w:type="dxa" w:w="780"/>
             <w:tcMar>
               <w:top w:type="dxa" w:w="30"/>
               <w:left w:type="dxa" w:w="70"/>
@@ -4756,7 +4760,7 @@
         </w:tc>
         <w:tc>
           <w:tcPr>
-            <w:tcW w:type="pct" w:w="8%"/>
+            <w:tcW w:type="dxa" w:w="780"/>
             <w:tcMar>
               <w:top w:type="dxa" w:w="30"/>
               <w:left w:type="dxa" w:w="70"/>
@@ -4782,7 +4786,7 @@
         </w:tc>
         <w:tc>
           <w:tcPr>
-            <w:tcW w:type="pct" w:w="9%"/>
+            <w:tcW w:type="dxa" w:w="878"/>
             <w:tcMar>
               <w:top w:type="dxa" w:w="30"/>
               <w:left w:type="dxa" w:w="70"/>
@@ -4813,7 +4817,7 @@
         </w:trPr>
         <w:tc>
           <w:tcPr>
-            <w:tcW w:type="pct" w:w="6%"/>
+            <w:tcW w:type="dxa" w:w="585"/>
             <w:tcMar>
               <w:top w:type="dxa" w:w="30"/>
               <w:left w:type="dxa" w:w="70"/>
@@ -4839,7 +4843,7 @@
         </w:tc>
         <w:tc>
           <w:tcPr>
-            <w:tcW w:type="pct" w:w="16%"/>
+            <w:tcW w:type="dxa" w:w="1561"/>
             <w:tcMar>
               <w:top w:type="dxa" w:w="30"/>
               <w:left w:type="dxa" w:w="70"/>
@@ -4865,7 +4869,7 @@
         </w:tc>
         <w:tc>
           <w:tcPr>
-            <w:tcW w:type="pct" w:w="11%"/>
+            <w:tcW w:type="dxa" w:w="1073"/>
             <w:tcMar>
               <w:top w:type="dxa" w:w="30"/>
               <w:left w:type="dxa" w:w="70"/>
@@ -4891,7 +4895,7 @@
         </w:tc>
         <w:tc>
           <w:tcPr>
-            <w:tcW w:type="pct" w:w="8%"/>
+            <w:tcW w:type="dxa" w:w="780"/>
             <w:tcMar>
               <w:top w:type="dxa" w:w="30"/>
               <w:left w:type="dxa" w:w="70"/>
@@ -4917,7 +4921,7 @@
         </w:tc>
         <w:tc>
           <w:tcPr>
-            <w:tcW w:type="pct" w:w="6%"/>
+            <w:tcW w:type="dxa" w:w="585"/>
             <w:tcMar>
               <w:top w:type="dxa" w:w="30"/>
               <w:left w:type="dxa" w:w="70"/>
@@ -4943,7 +4947,7 @@
         </w:tc>
         <w:tc>
           <w:tcPr>
-            <w:tcW w:type="pct" w:w="8%"/>
+            <w:tcW w:type="dxa" w:w="780"/>
             <w:tcMar>
               <w:top w:type="dxa" w:w="30"/>
               <w:left w:type="dxa" w:w="70"/>
@@ -4969,7 +4973,7 @@
         </w:tc>
         <w:tc>
           <w:tcPr>
-            <w:tcW w:type="pct" w:w="6%"/>
+            <w:tcW w:type="dxa" w:w="585"/>
             <w:tcMar>
               <w:top w:type="dxa" w:w="30"/>
               <w:left w:type="dxa" w:w="70"/>
@@ -4995,7 +4999,7 @@
         </w:tc>
         <w:tc>
           <w:tcPr>
-            <w:tcW w:type="pct" w:w="6%"/>
+            <w:tcW w:type="dxa" w:w="585"/>
             <w:tcMar>
               <w:top w:type="dxa" w:w="30"/>
               <w:left w:type="dxa" w:w="70"/>
@@ -5021,7 +5025,7 @@
         </w:tc>
         <w:tc>
           <w:tcPr>
-            <w:tcW w:type="pct" w:w="8%"/>
+            <w:tcW w:type="dxa" w:w="780"/>
             <w:tcMar>
               <w:top w:type="dxa" w:w="30"/>
               <w:left w:type="dxa" w:w="70"/>
@@ -5047,7 +5051,7 @@
         </w:tc>
         <w:tc>
           <w:tcPr>
-            <w:tcW w:type="pct" w:w="8%"/>
+            <w:tcW w:type="dxa" w:w="780"/>
             <w:tcMar>
               <w:top w:type="dxa" w:w="30"/>
               <w:left w:type="dxa" w:w="70"/>
@@ -5073,7 +5077,7 @@
         </w:tc>
         <w:tc>
           <w:tcPr>
-            <w:tcW w:type="pct" w:w="8%"/>
+            <w:tcW w:type="dxa" w:w="780"/>
             <w:tcMar>
               <w:top w:type="dxa" w:w="30"/>
               <w:left w:type="dxa" w:w="70"/>
@@ -5099,7 +5103,7 @@
         </w:tc>
         <w:tc>
           <w:tcPr>
-            <w:tcW w:type="pct" w:w="9%"/>
+            <w:tcW w:type="dxa" w:w="878"/>
             <w:tcMar>
               <w:top w:type="dxa" w:w="30"/>
               <w:left w:type="dxa" w:w="70"/>
@@ -5130,7 +5134,7 @@
         </w:trPr>
         <w:tc>
           <w:tcPr>
-            <w:tcW w:type="pct" w:w="6%"/>
+            <w:tcW w:type="dxa" w:w="585"/>
             <w:tcMar>
               <w:top w:type="dxa" w:w="30"/>
               <w:left w:type="dxa" w:w="70"/>
@@ -5156,7 +5160,7 @@
         </w:tc>
         <w:tc>
           <w:tcPr>
-            <w:tcW w:type="pct" w:w="16%"/>
+            <w:tcW w:type="dxa" w:w="1561"/>
             <w:tcMar>
               <w:top w:type="dxa" w:w="30"/>
               <w:left w:type="dxa" w:w="70"/>
@@ -5182,7 +5186,7 @@
         </w:tc>
         <w:tc>
           <w:tcPr>
-            <w:tcW w:type="pct" w:w="11%"/>
+            <w:tcW w:type="dxa" w:w="1073"/>
             <w:tcMar>
               <w:top w:type="dxa" w:w="30"/>
               <w:left w:type="dxa" w:w="70"/>
@@ -5208,7 +5212,7 @@
         </w:tc>
         <w:tc>
           <w:tcPr>
-            <w:tcW w:type="pct" w:w="8%"/>
+            <w:tcW w:type="dxa" w:w="780"/>
             <w:tcMar>
               <w:top w:type="dxa" w:w="30"/>
               <w:left w:type="dxa" w:w="70"/>
@@ -5234,7 +5238,7 @@
         </w:tc>
         <w:tc>
           <w:tcPr>
-            <w:tcW w:type="pct" w:w="6%"/>
+            <w:tcW w:type="dxa" w:w="585"/>
             <w:tcMar>
               <w:top w:type="dxa" w:w="30"/>
               <w:left w:type="dxa" w:w="70"/>
@@ -5260,7 +5264,7 @@
         </w:tc>
         <w:tc>
           <w:tcPr>
-            <w:tcW w:type="pct" w:w="8%"/>
+            <w:tcW w:type="dxa" w:w="780"/>
             <w:tcMar>
               <w:top w:type="dxa" w:w="30"/>
               <w:left w:type="dxa" w:w="70"/>
@@ -5286,7 +5290,7 @@
         </w:tc>
         <w:tc>
           <w:tcPr>
-            <w:tcW w:type="pct" w:w="6%"/>
+            <w:tcW w:type="dxa" w:w="585"/>
             <w:tcMar>
               <w:top w:type="dxa" w:w="30"/>
               <w:left w:type="dxa" w:w="70"/>
@@ -5312,7 +5316,7 @@
         </w:tc>
         <w:tc>
           <w:tcPr>
-            <w:tcW w:type="pct" w:w="6%"/>
+            <w:tcW w:type="dxa" w:w="585"/>
             <w:tcMar>
               <w:top w:type="dxa" w:w="30"/>
               <w:left w:type="dxa" w:w="70"/>
@@ -5338,7 +5342,7 @@
         </w:tc>
         <w:tc>
           <w:tcPr>
-            <w:tcW w:type="pct" w:w="8%"/>
+            <w:tcW w:type="dxa" w:w="780"/>
             <w:tcMar>
               <w:top w:type="dxa" w:w="30"/>
               <w:left w:type="dxa" w:w="70"/>
@@ -5364,7 +5368,7 @@
         </w:tc>
         <w:tc>
           <w:tcPr>
-            <w:tcW w:type="pct" w:w="8%"/>
+            <w:tcW w:type="dxa" w:w="780"/>
             <w:tcMar>
               <w:top w:type="dxa" w:w="30"/>
               <w:left w:type="dxa" w:w="70"/>
@@ -5390,7 +5394,7 @@
         </w:tc>
         <w:tc>
           <w:tcPr>
-            <w:tcW w:type="pct" w:w="8%"/>
+            <w:tcW w:type="dxa" w:w="780"/>
             <w:tcMar>
               <w:top w:type="dxa" w:w="30"/>
               <w:left w:type="dxa" w:w="70"/>
@@ -5416,7 +5420,7 @@
         </w:tc>
         <w:tc>
           <w:tcPr>
-            <w:tcW w:type="pct" w:w="9%"/>
+            <w:tcW w:type="dxa" w:w="878"/>
             <w:tcMar>
               <w:top w:type="dxa" w:w="30"/>
               <w:left w:type="dxa" w:w="70"/>
@@ -5447,7 +5451,7 @@
         </w:trPr>
         <w:tc>
           <w:tcPr>
-            <w:tcW w:type="pct" w:w="6%"/>
+            <w:tcW w:type="dxa" w:w="585"/>
             <w:tcMar>
               <w:top w:type="dxa" w:w="30"/>
               <w:left w:type="dxa" w:w="70"/>
@@ -5473,7 +5477,7 @@
         </w:tc>
         <w:tc>
           <w:tcPr>
-            <w:tcW w:type="pct" w:w="16%"/>
+            <w:tcW w:type="dxa" w:w="1561"/>
             <w:tcMar>
               <w:top w:type="dxa" w:w="30"/>
               <w:left w:type="dxa" w:w="70"/>
@@ -5499,7 +5503,7 @@
         </w:tc>
         <w:tc>
           <w:tcPr>
-            <w:tcW w:type="pct" w:w="11%"/>
+            <w:tcW w:type="dxa" w:w="1073"/>
             <w:tcMar>
               <w:top w:type="dxa" w:w="30"/>
               <w:left w:type="dxa" w:w="70"/>
@@ -5525,7 +5529,7 @@
         </w:tc>
         <w:tc>
           <w:tcPr>
-            <w:tcW w:type="pct" w:w="8%"/>
+            <w:tcW w:type="dxa" w:w="780"/>
             <w:tcMar>
               <w:top w:type="dxa" w:w="30"/>
               <w:left w:type="dxa" w:w="70"/>
@@ -5551,7 +5555,7 @@
         </w:tc>
         <w:tc>
           <w:tcPr>
-            <w:tcW w:type="pct" w:w="6%"/>
+            <w:tcW w:type="dxa" w:w="585"/>
             <w:tcMar>
               <w:top w:type="dxa" w:w="30"/>
               <w:left w:type="dxa" w:w="70"/>
@@ -5577,7 +5581,7 @@
         </w:tc>
         <w:tc>
           <w:tcPr>
-            <w:tcW w:type="pct" w:w="8%"/>
+            <w:tcW w:type="dxa" w:w="780"/>
             <w:tcMar>
               <w:top w:type="dxa" w:w="30"/>
               <w:left w:type="dxa" w:w="70"/>
@@ -5603,7 +5607,7 @@
         </w:tc>
         <w:tc>
           <w:tcPr>
-            <w:tcW w:type="pct" w:w="6%"/>
+            <w:tcW w:type="dxa" w:w="585"/>
             <w:tcMar>
               <w:top w:type="dxa" w:w="30"/>
               <w:left w:type="dxa" w:w="70"/>
@@ -5629,7 +5633,7 @@
         </w:tc>
         <w:tc>
           <w:tcPr>
-            <w:tcW w:type="pct" w:w="6%"/>
+            <w:tcW w:type="dxa" w:w="585"/>
             <w:tcMar>
               <w:top w:type="dxa" w:w="30"/>
               <w:left w:type="dxa" w:w="70"/>
@@ -5655,7 +5659,7 @@
         </w:tc>
         <w:tc>
           <w:tcPr>
-            <w:tcW w:type="pct" w:w="8%"/>
+            <w:tcW w:type="dxa" w:w="780"/>
             <w:tcMar>
               <w:top w:type="dxa" w:w="30"/>
               <w:left w:type="dxa" w:w="70"/>
@@ -5681,7 +5685,7 @@
         </w:tc>
         <w:tc>
           <w:tcPr>
-            <w:tcW w:type="pct" w:w="8%"/>
+            <w:tcW w:type="dxa" w:w="780"/>
             <w:tcMar>
               <w:top w:type="dxa" w:w="30"/>
               <w:left w:type="dxa" w:w="70"/>
@@ -5707,7 +5711,7 @@
         </w:tc>
         <w:tc>
           <w:tcPr>
-            <w:tcW w:type="pct" w:w="8%"/>
+            <w:tcW w:type="dxa" w:w="780"/>
             <w:tcMar>
               <w:top w:type="dxa" w:w="30"/>
               <w:left w:type="dxa" w:w="70"/>
@@ -5733,7 +5737,7 @@
         </w:tc>
         <w:tc>
           <w:tcPr>
-            <w:tcW w:type="pct" w:w="9%"/>
+            <w:tcW w:type="dxa" w:w="878"/>
             <w:tcMar>
               <w:top w:type="dxa" w:w="30"/>
               <w:left w:type="dxa" w:w="70"/>
@@ -5764,7 +5768,7 @@
         </w:trPr>
         <w:tc>
           <w:tcPr>
-            <w:tcW w:type="pct" w:w="6%"/>
+            <w:tcW w:type="dxa" w:w="585"/>
             <w:tcMar>
               <w:top w:type="dxa" w:w="30"/>
               <w:left w:type="dxa" w:w="70"/>
@@ -5790,7 +5794,7 @@
         </w:tc>
         <w:tc>
           <w:tcPr>
-            <w:tcW w:type="pct" w:w="16%"/>
+            <w:tcW w:type="dxa" w:w="1561"/>
             <w:tcMar>
               <w:top w:type="dxa" w:w="30"/>
               <w:left w:type="dxa" w:w="70"/>
@@ -5816,7 +5820,7 @@
         </w:tc>
         <w:tc>
           <w:tcPr>
-            <w:tcW w:type="pct" w:w="11%"/>
+            <w:tcW w:type="dxa" w:w="1073"/>
             <w:tcMar>
               <w:top w:type="dxa" w:w="30"/>
               <w:left w:type="dxa" w:w="70"/>
@@ -5842,7 +5846,7 @@
         </w:tc>
         <w:tc>
           <w:tcPr>
-            <w:tcW w:type="pct" w:w="8%"/>
+            <w:tcW w:type="dxa" w:w="780"/>
             <w:tcMar>
               <w:top w:type="dxa" w:w="30"/>
               <w:left w:type="dxa" w:w="70"/>
@@ -5868,7 +5872,7 @@
         </w:tc>
         <w:tc>
           <w:tcPr>
-            <w:tcW w:type="pct" w:w="6%"/>
+            <w:tcW w:type="dxa" w:w="585"/>
             <w:tcMar>
               <w:top w:type="dxa" w:w="30"/>
               <w:left w:type="dxa" w:w="70"/>
@@ -5894,7 +5898,7 @@
         </w:tc>
         <w:tc>
           <w:tcPr>
-            <w:tcW w:type="pct" w:w="8%"/>
+            <w:tcW w:type="dxa" w:w="780"/>
             <w:tcMar>
               <w:top w:type="dxa" w:w="30"/>
               <w:left w:type="dxa" w:w="70"/>
@@ -5920,7 +5924,7 @@
         </w:tc>
         <w:tc>
           <w:tcPr>
-            <w:tcW w:type="pct" w:w="6%"/>
+            <w:tcW w:type="dxa" w:w="585"/>
             <w:tcMar>
               <w:top w:type="dxa" w:w="30"/>
               <w:left w:type="dxa" w:w="70"/>
@@ -5946,7 +5950,7 @@
         </w:tc>
         <w:tc>
           <w:tcPr>
-            <w:tcW w:type="pct" w:w="6%"/>
+            <w:tcW w:type="dxa" w:w="585"/>
             <w:tcMar>
               <w:top w:type="dxa" w:w="30"/>
               <w:left w:type="dxa" w:w="70"/>
@@ -5972,7 +5976,7 @@
         </w:tc>
         <w:tc>
           <w:tcPr>
-            <w:tcW w:type="pct" w:w="8%"/>
+            <w:tcW w:type="dxa" w:w="780"/>
             <w:tcMar>
               <w:top w:type="dxa" w:w="30"/>
               <w:left w:type="dxa" w:w="70"/>
@@ -5998,7 +6002,7 @@
         </w:tc>
         <w:tc>
           <w:tcPr>
-            <w:tcW w:type="pct" w:w="8%"/>
+            <w:tcW w:type="dxa" w:w="780"/>
             <w:tcMar>
               <w:top w:type="dxa" w:w="30"/>
               <w:left w:type="dxa" w:w="70"/>
@@ -6024,7 +6028,7 @@
         </w:tc>
         <w:tc>
           <w:tcPr>
-            <w:tcW w:type="pct" w:w="8%"/>
+            <w:tcW w:type="dxa" w:w="780"/>
             <w:tcMar>
               <w:top w:type="dxa" w:w="30"/>
               <w:left w:type="dxa" w:w="70"/>
@@ -6050,7 +6054,7 @@
         </w:tc>
         <w:tc>
           <w:tcPr>
-            <w:tcW w:type="pct" w:w="9%"/>
+            <w:tcW w:type="dxa" w:w="878"/>
             <w:tcMar>
               <w:top w:type="dxa" w:w="30"/>
               <w:left w:type="dxa" w:w="70"/>
@@ -6081,7 +6085,7 @@
         </w:trPr>
         <w:tc>
           <w:tcPr>
-            <w:tcW w:type="pct" w:w="6%"/>
+            <w:tcW w:type="dxa" w:w="585"/>
             <w:tcMar>
               <w:top w:type="dxa" w:w="30"/>
               <w:left w:type="dxa" w:w="70"/>
@@ -6107,7 +6111,7 @@
         </w:tc>
         <w:tc>
           <w:tcPr>
-            <w:tcW w:type="pct" w:w="16%"/>
+            <w:tcW w:type="dxa" w:w="1561"/>
             <w:tcMar>
               <w:top w:type="dxa" w:w="30"/>
               <w:left w:type="dxa" w:w="70"/>
@@ -6133,7 +6137,7 @@
         </w:tc>
         <w:tc>
           <w:tcPr>
-            <w:tcW w:type="pct" w:w="11%"/>
+            <w:tcW w:type="dxa" w:w="1073"/>
             <w:tcMar>
               <w:top w:type="dxa" w:w="30"/>
               <w:left w:type="dxa" w:w="70"/>
@@ -6159,7 +6163,7 @@
         </w:tc>
         <w:tc>
           <w:tcPr>
-            <w:tcW w:type="pct" w:w="8%"/>
+            <w:tcW w:type="dxa" w:w="780"/>
             <w:tcMar>
               <w:top w:type="dxa" w:w="30"/>
               <w:left w:type="dxa" w:w="70"/>
@@ -6185,7 +6189,7 @@
         </w:tc>
         <w:tc>
           <w:tcPr>
-            <w:tcW w:type="pct" w:w="6%"/>
+            <w:tcW w:type="dxa" w:w="585"/>
             <w:tcMar>
               <w:top w:type="dxa" w:w="30"/>
               <w:left w:type="dxa" w:w="70"/>
@@ -6211,7 +6215,7 @@
         </w:tc>
         <w:tc>
           <w:tcPr>
-            <w:tcW w:type="pct" w:w="8%"/>
+            <w:tcW w:type="dxa" w:w="780"/>
             <w:tcMar>
               <w:top w:type="dxa" w:w="30"/>
               <w:left w:type="dxa" w:w="70"/>
@@ -6237,7 +6241,7 @@
         </w:tc>
         <w:tc>
           <w:tcPr>
-            <w:tcW w:type="pct" w:w="6%"/>
+            <w:tcW w:type="dxa" w:w="585"/>
             <w:tcMar>
               <w:top w:type="dxa" w:w="30"/>
               <w:left w:type="dxa" w:w="70"/>
@@ -6263,7 +6267,7 @@
         </w:tc>
         <w:tc>
           <w:tcPr>
-            <w:tcW w:type="pct" w:w="6%"/>
+            <w:tcW w:type="dxa" w:w="585"/>
             <w:tcMar>
               <w:top w:type="dxa" w:w="30"/>
               <w:left w:type="dxa" w:w="70"/>
@@ -6289,7 +6293,7 @@
         </w:tc>
         <w:tc>
           <w:tcPr>
-            <w:tcW w:type="pct" w:w="8%"/>
+            <w:tcW w:type="dxa" w:w="780"/>
             <w:tcMar>
               <w:top w:type="dxa" w:w="30"/>
               <w:left w:type="dxa" w:w="70"/>
@@ -6315,7 +6319,7 @@
         </w:tc>
         <w:tc>
           <w:tcPr>
-            <w:tcW w:type="pct" w:w="8%"/>
+            <w:tcW w:type="dxa" w:w="780"/>
             <w:tcMar>
               <w:top w:type="dxa" w:w="30"/>
               <w:left w:type="dxa" w:w="70"/>
@@ -6341,7 +6345,7 @@
         </w:tc>
         <w:tc>
           <w:tcPr>
-            <w:tcW w:type="pct" w:w="8%"/>
+            <w:tcW w:type="dxa" w:w="780"/>
             <w:tcMar>
               <w:top w:type="dxa" w:w="30"/>
               <w:left w:type="dxa" w:w="70"/>
@@ -6367,7 +6371,7 @@
         </w:tc>
         <w:tc>
           <w:tcPr>
-            <w:tcW w:type="pct" w:w="9%"/>
+            <w:tcW w:type="dxa" w:w="878"/>
             <w:tcMar>
               <w:top w:type="dxa" w:w="30"/>
               <w:left w:type="dxa" w:w="70"/>
@@ -6398,7 +6402,7 @@
         </w:trPr>
         <w:tc>
           <w:tcPr>
-            <w:tcW w:type="pct" w:w="6%"/>
+            <w:tcW w:type="dxa" w:w="585"/>
             <w:tcMar>
               <w:top w:type="dxa" w:w="30"/>
               <w:left w:type="dxa" w:w="70"/>
@@ -6424,7 +6428,7 @@
         </w:tc>
         <w:tc>
           <w:tcPr>
-            <w:tcW w:type="pct" w:w="16%"/>
+            <w:tcW w:type="dxa" w:w="1561"/>
             <w:tcMar>
               <w:top w:type="dxa" w:w="30"/>
               <w:left w:type="dxa" w:w="70"/>
@@ -6450,7 +6454,7 @@
         </w:tc>
         <w:tc>
           <w:tcPr>
-            <w:tcW w:type="pct" w:w="11%"/>
+            <w:tcW w:type="dxa" w:w="1073"/>
             <w:tcMar>
               <w:top w:type="dxa" w:w="30"/>
               <w:left w:type="dxa" w:w="70"/>
@@ -6476,7 +6480,7 @@
         </w:tc>
         <w:tc>
           <w:tcPr>
-            <w:tcW w:type="pct" w:w="8%"/>
+            <w:tcW w:type="dxa" w:w="780"/>
             <w:tcMar>
               <w:top w:type="dxa" w:w="30"/>
               <w:left w:type="dxa" w:w="70"/>
@@ -6502,7 +6506,7 @@
         </w:tc>
         <w:tc>
           <w:tcPr>
-            <w:tcW w:type="pct" w:w="6%"/>
+            <w:tcW w:type="dxa" w:w="585"/>
             <w:tcMar>
               <w:top w:type="dxa" w:w="30"/>
               <w:left w:type="dxa" w:w="70"/>
@@ -6528,7 +6532,7 @@
         </w:tc>
         <w:tc>
           <w:tcPr>
-            <w:tcW w:type="pct" w:w="8%"/>
+            <w:tcW w:type="dxa" w:w="780"/>
             <w:tcMar>
               <w:top w:type="dxa" w:w="30"/>
               <w:left w:type="dxa" w:w="70"/>
@@ -6554,7 +6558,7 @@
         </w:tc>
         <w:tc>
           <w:tcPr>
-            <w:tcW w:type="pct" w:w="6%"/>
+            <w:tcW w:type="dxa" w:w="585"/>
             <w:tcMar>
               <w:top w:type="dxa" w:w="30"/>
               <w:left w:type="dxa" w:w="70"/>
@@ -6580,7 +6584,7 @@
         </w:tc>
         <w:tc>
           <w:tcPr>
-            <w:tcW w:type="pct" w:w="6%"/>
+            <w:tcW w:type="dxa" w:w="585"/>
             <w:tcMar>
               <w:top w:type="dxa" w:w="30"/>
               <w:left w:type="dxa" w:w="70"/>
@@ -6606,7 +6610,7 @@
         </w:tc>
         <w:tc>
           <w:tcPr>
-            <w:tcW w:type="pct" w:w="8%"/>
+            <w:tcW w:type="dxa" w:w="780"/>
             <w:tcMar>
               <w:top w:type="dxa" w:w="30"/>
               <w:left w:type="dxa" w:w="70"/>
@@ -6632,7 +6636,7 @@
         </w:tc>
         <w:tc>
           <w:tcPr>
-            <w:tcW w:type="pct" w:w="8%"/>
+            <w:tcW w:type="dxa" w:w="780"/>
             <w:tcMar>
               <w:top w:type="dxa" w:w="30"/>
               <w:left w:type="dxa" w:w="70"/>
@@ -6658,7 +6662,7 @@
         </w:tc>
         <w:tc>
           <w:tcPr>
-            <w:tcW w:type="pct" w:w="8%"/>
+            <w:tcW w:type="dxa" w:w="780"/>
             <w:tcMar>
               <w:top w:type="dxa" w:w="30"/>
               <w:left w:type="dxa" w:w="70"/>
@@ -6684,7 +6688,7 @@
         </w:tc>
         <w:tc>
           <w:tcPr>
-            <w:tcW w:type="pct" w:w="9%"/>
+            <w:tcW w:type="dxa" w:w="878"/>
             <w:tcMar>
               <w:top w:type="dxa" w:w="30"/>
               <w:left w:type="dxa" w:w="70"/>
@@ -6715,7 +6719,7 @@
         </w:trPr>
         <w:tc>
           <w:tcPr>
-            <w:tcW w:type="pct" w:w="6%"/>
+            <w:tcW w:type="dxa" w:w="585"/>
             <w:shd w:fill="F2F5F7" w:color="auto" w:val="clear"/>
             <w:tcMar>
               <w:top w:type="dxa" w:w="30"/>
@@ -6742,7 +6746,7 @@
         </w:tc>
         <w:tc>
           <w:tcPr>
-            <w:tcW w:type="pct" w:w="16%"/>
+            <w:tcW w:type="dxa" w:w="1561"/>
             <w:shd w:fill="F2F5F7" w:color="auto" w:val="clear"/>
             <w:tcMar>
               <w:top w:type="dxa" w:w="30"/>
@@ -6759,7 +6763,7 @@
         </w:tc>
         <w:tc>
           <w:tcPr>
-            <w:tcW w:type="pct" w:w="11%"/>
+            <w:tcW w:type="dxa" w:w="1073"/>
             <w:shd w:fill="F2F5F7" w:color="auto" w:val="clear"/>
             <w:tcMar>
               <w:top w:type="dxa" w:w="30"/>
@@ -6776,7 +6780,7 @@
         </w:tc>
         <w:tc>
           <w:tcPr>
-            <w:tcW w:type="pct" w:w="8%"/>
+            <w:tcW w:type="dxa" w:w="780"/>
             <w:shd w:fill="F2F5F7" w:color="auto" w:val="clear"/>
             <w:tcMar>
               <w:top w:type="dxa" w:w="30"/>
@@ -6803,7 +6807,7 @@
         </w:tc>
         <w:tc>
           <w:tcPr>
-            <w:tcW w:type="pct" w:w="6%"/>
+            <w:tcW w:type="dxa" w:w="585"/>
             <w:shd w:fill="F2F5F7" w:color="auto" w:val="clear"/>
             <w:tcMar>
               <w:top w:type="dxa" w:w="30"/>
@@ -6820,7 +6824,7 @@
         </w:tc>
         <w:tc>
           <w:tcPr>
-            <w:tcW w:type="pct" w:w="8%"/>
+            <w:tcW w:type="dxa" w:w="780"/>
             <w:shd w:fill="F2F5F7" w:color="auto" w:val="clear"/>
             <w:tcMar>
               <w:top w:type="dxa" w:w="30"/>
@@ -6847,7 +6851,7 @@
         </w:tc>
         <w:tc>
           <w:tcPr>
-            <w:tcW w:type="pct" w:w="6%"/>
+            <w:tcW w:type="dxa" w:w="585"/>
             <w:shd w:fill="F2F5F7" w:color="auto" w:val="clear"/>
             <w:tcMar>
               <w:top w:type="dxa" w:w="30"/>
@@ -6864,7 +6868,7 @@
         </w:tc>
         <w:tc>
           <w:tcPr>
-            <w:tcW w:type="pct" w:w="6%"/>
+            <w:tcW w:type="dxa" w:w="585"/>
             <w:shd w:fill="F2F5F7" w:color="auto" w:val="clear"/>
             <w:tcMar>
               <w:top w:type="dxa" w:w="30"/>
@@ -6881,7 +6885,7 @@
         </w:tc>
         <w:tc>
           <w:tcPr>
-            <w:tcW w:type="pct" w:w="8%"/>
+            <w:tcW w:type="dxa" w:w="780"/>
             <w:shd w:fill="F2F5F7" w:color="auto" w:val="clear"/>
             <w:tcMar>
               <w:top w:type="dxa" w:w="30"/>
@@ -6908,7 +6912,7 @@
         </w:tc>
         <w:tc>
           <w:tcPr>
-            <w:tcW w:type="pct" w:w="8%"/>
+            <w:tcW w:type="dxa" w:w="780"/>
             <w:shd w:fill="F2F5F7" w:color="auto" w:val="clear"/>
             <w:tcMar>
               <w:top w:type="dxa" w:w="30"/>
@@ -6935,7 +6939,7 @@
         </w:tc>
         <w:tc>
           <w:tcPr>
-            <w:tcW w:type="pct" w:w="8%"/>
+            <w:tcW w:type="dxa" w:w="780"/>
             <w:shd w:fill="F2F5F7" w:color="auto" w:val="clear"/>
             <w:tcMar>
               <w:top w:type="dxa" w:w="30"/>
@@ -6962,7 +6966,7 @@
         </w:tc>
         <w:tc>
           <w:tcPr>
-            <w:tcW w:type="pct" w:w="9%"/>
+            <w:tcW w:type="dxa" w:w="878"/>
             <w:shd w:fill="F2F5F7" w:color="auto" w:val="clear"/>
             <w:tcMar>
               <w:top w:type="dxa" w:w="30"/>

--- a/exemplo/memoria-quadros-residencia-unifamiliar-exemplo-r00.docx
+++ b/exemplo/memoria-quadros-residencia-unifamiliar-exemplo-r00.docx
@@ -483,7 +483,7 @@
                 <w:szCs w:val="19"/>
                 <w:rFonts w:ascii="Calibri" w:cs="Calibri" w:eastAsia="Calibri" w:hAnsi="Calibri"/>
               </w:rPr>
-              <w:t xml:space="preserve">20/10/2026 — R00</w:t>
+              <w:t xml:space="preserve">26/10/2026 — R00</w:t>
             </w:r>
           </w:p>
         </w:tc>
@@ -1963,7 +1963,7 @@
                 <w:szCs w:val="15"/>
                 <w:rFonts w:ascii="Calibri" w:cs="Calibri" w:eastAsia="Calibri" w:hAnsi="Calibri"/>
               </w:rPr>
-              <w:t xml:space="preserve">22.196</w:t>
+              <w:t xml:space="preserve">22.396</w:t>
             </w:r>
           </w:p>
         </w:tc>
@@ -2015,7 +2015,7 @@
                 <w:szCs w:val="15"/>
                 <w:rFonts w:ascii="Calibri" w:cs="Calibri" w:eastAsia="Calibri" w:hAnsi="Calibri"/>
               </w:rPr>
-              <w:t xml:space="preserve">23.621</w:t>
+              <w:t xml:space="preserve">23.832</w:t>
             </w:r>
           </w:p>
         </w:tc>
@@ -2093,59 +2093,59 @@
                 <w:szCs w:val="15"/>
                 <w:rFonts w:ascii="Calibri" w:cs="Calibri" w:eastAsia="Calibri" w:hAnsi="Calibri"/>
               </w:rPr>
-              <w:t xml:space="preserve">7.874</w:t>
-            </w:r>
-          </w:p>
-        </w:tc>
-        <w:tc>
-          <w:tcPr>
-            <w:tcW w:type="dxa" w:w="780"/>
-            <w:tcMar>
-              <w:top w:type="dxa" w:w="30"/>
-              <w:left w:type="dxa" w:w="70"/>
-              <w:bottom w:type="dxa" w:w="30"/>
-              <w:right w:type="dxa" w:w="70"/>
-            </w:tcMar>
-          </w:tcPr>
-          <w:p>
-            <w:pPr>
-              <w:jc w:val="right"/>
-            </w:pPr>
-            <w:r>
-              <w:rPr>
-                <w:b w:val="false"/>
-                <w:bCs w:val="false"/>
-                <w:sz w:val="15"/>
-                <w:szCs w:val="15"/>
-                <w:rFonts w:ascii="Calibri" w:cs="Calibri" w:eastAsia="Calibri" w:hAnsi="Calibri"/>
-              </w:rPr>
-              <w:t xml:space="preserve">7.874</w:t>
-            </w:r>
-          </w:p>
-        </w:tc>
-        <w:tc>
-          <w:tcPr>
-            <w:tcW w:type="dxa" w:w="780"/>
-            <w:tcMar>
-              <w:top w:type="dxa" w:w="30"/>
-              <w:left w:type="dxa" w:w="70"/>
-              <w:bottom w:type="dxa" w:w="30"/>
-              <w:right w:type="dxa" w:w="70"/>
-            </w:tcMar>
-          </w:tcPr>
-          <w:p>
-            <w:pPr>
-              <w:jc w:val="right"/>
-            </w:pPr>
-            <w:r>
-              <w:rPr>
-                <w:b w:val="false"/>
-                <w:bCs w:val="false"/>
-                <w:sz w:val="15"/>
-                <w:szCs w:val="15"/>
-                <w:rFonts w:ascii="Calibri" w:cs="Calibri" w:eastAsia="Calibri" w:hAnsi="Calibri"/>
-              </w:rPr>
-              <w:t xml:space="preserve">7.874</w:t>
+              <w:t xml:space="preserve">7.944</w:t>
+            </w:r>
+          </w:p>
+        </w:tc>
+        <w:tc>
+          <w:tcPr>
+            <w:tcW w:type="dxa" w:w="780"/>
+            <w:tcMar>
+              <w:top w:type="dxa" w:w="30"/>
+              <w:left w:type="dxa" w:w="70"/>
+              <w:bottom w:type="dxa" w:w="30"/>
+              <w:right w:type="dxa" w:w="70"/>
+            </w:tcMar>
+          </w:tcPr>
+          <w:p>
+            <w:pPr>
+              <w:jc w:val="right"/>
+            </w:pPr>
+            <w:r>
+              <w:rPr>
+                <w:b w:val="false"/>
+                <w:bCs w:val="false"/>
+                <w:sz w:val="15"/>
+                <w:szCs w:val="15"/>
+                <w:rFonts w:ascii="Calibri" w:cs="Calibri" w:eastAsia="Calibri" w:hAnsi="Calibri"/>
+              </w:rPr>
+              <w:t xml:space="preserve">7.944</w:t>
+            </w:r>
+          </w:p>
+        </w:tc>
+        <w:tc>
+          <w:tcPr>
+            <w:tcW w:type="dxa" w:w="780"/>
+            <w:tcMar>
+              <w:top w:type="dxa" w:w="30"/>
+              <w:left w:type="dxa" w:w="70"/>
+              <w:bottom w:type="dxa" w:w="30"/>
+              <w:right w:type="dxa" w:w="70"/>
+            </w:tcMar>
+          </w:tcPr>
+          <w:p>
+            <w:pPr>
+              <w:jc w:val="right"/>
+            </w:pPr>
+            <w:r>
+              <w:rPr>
+                <w:b w:val="false"/>
+                <w:bCs w:val="false"/>
+                <w:sz w:val="15"/>
+                <w:szCs w:val="15"/>
+                <w:rFonts w:ascii="Calibri" w:cs="Calibri" w:eastAsia="Calibri" w:hAnsi="Calibri"/>
+              </w:rPr>
+              <w:t xml:space="preserve">7.944</w:t>
             </w:r>
           </w:p>
         </w:tc>
@@ -2264,7 +2264,7 @@
                 <w:szCs w:val="15"/>
                 <w:rFonts w:ascii="Calibri" w:cs="Calibri" w:eastAsia="Calibri" w:hAnsi="Calibri"/>
               </w:rPr>
-              <w:t xml:space="preserve">22.196</w:t>
+              <w:t xml:space="preserve">22.396</w:t>
             </w:r>
           </w:p>
         </w:tc>
@@ -2308,7 +2308,7 @@
                 <w:szCs w:val="15"/>
                 <w:rFonts w:ascii="Calibri" w:cs="Calibri" w:eastAsia="Calibri" w:hAnsi="Calibri"/>
               </w:rPr>
-              <w:t xml:space="preserve">23.621</w:t>
+              <w:t xml:space="preserve">23.832</w:t>
             </w:r>
           </w:p>
         </w:tc>
@@ -2369,7 +2369,7 @@
                 <w:szCs w:val="15"/>
                 <w:rFonts w:ascii="Calibri" w:cs="Calibri" w:eastAsia="Calibri" w:hAnsi="Calibri"/>
               </w:rPr>
-              <w:t xml:space="preserve">7.874</w:t>
+              <w:t xml:space="preserve">7.944</w:t>
             </w:r>
           </w:p>
         </w:tc>
@@ -2396,7 +2396,7 @@
                 <w:szCs w:val="15"/>
                 <w:rFonts w:ascii="Calibri" w:cs="Calibri" w:eastAsia="Calibri" w:hAnsi="Calibri"/>
               </w:rPr>
-              <w:t xml:space="preserve">7.874</w:t>
+              <w:t xml:space="preserve">7.944</w:t>
             </w:r>
           </w:p>
         </w:tc>
@@ -2423,7 +2423,7 @@
                 <w:szCs w:val="15"/>
                 <w:rFonts w:ascii="Calibri" w:cs="Calibri" w:eastAsia="Calibri" w:hAnsi="Calibri"/>
               </w:rPr>
-              <w:t xml:space="preserve">7.874</w:t>
+              <w:t xml:space="preserve">7.944</w:t>
             </w:r>
           </w:p>
         </w:tc>
@@ -2480,7 +2480,7 @@
           <w:szCs w:val="17"/>
           <w:rFonts w:ascii="Consolas" w:cs="Consolas" w:eastAsia="Consolas" w:hAnsi="Consolas"/>
         </w:rPr>
-        <w:t xml:space="preserve">Demanda dos quadros alimentados a jusante = 23.621 VA</w:t>
+        <w:t xml:space="preserve">Demanda dos quadros alimentados a jusante = 23.832 VA</w:t>
       </w:r>
     </w:p>
     <w:p>
@@ -2496,7 +2496,7 @@
           <w:szCs w:val="17"/>
           <w:rFonts w:ascii="Consolas" w:cs="Consolas" w:eastAsia="Consolas" w:hAnsi="Consolas"/>
         </w:rPr>
-        <w:t xml:space="preserve">Demanda = FD × ΣS + ΣS jusante = 100 % × 0 + 23.621 = 23.621 VA   (fator de demanda de 100 %: toda a carga instalada)</w:t>
+        <w:t xml:space="preserve">Demanda = FD × ΣS + ΣS jusante = 100 % × 0 + 23.832 = 23.832 VA   (fator de demanda de 100 %: toda a carga instalada)</w:t>
       </w:r>
     </w:p>
     <w:p>
@@ -2512,7 +2512,7 @@
           <w:szCs w:val="17"/>
           <w:rFonts w:ascii="Consolas" w:cs="Consolas" w:eastAsia="Consolas" w:hAnsi="Consolas"/>
         </w:rPr>
-        <w:t xml:space="preserve">Corrente de demanda = 23.621 / (√3 × 220) = 62,0 A</w:t>
+        <w:t xml:space="preserve">Corrente de demanda = 23.832 / (√3 × 220) = 62,5 A</w:t>
       </w:r>
     </w:p>
     <w:p>
@@ -6720,6 +6720,323 @@
         <w:tc>
           <w:tcPr>
             <w:tcW w:type="dxa" w:w="585"/>
+            <w:tcMar>
+              <w:top w:type="dxa" w:w="30"/>
+              <w:left w:type="dxa" w:w="70"/>
+              <w:bottom w:type="dxa" w:w="30"/>
+              <w:right w:type="dxa" w:w="70"/>
+            </w:tcMar>
+          </w:tcPr>
+          <w:p>
+            <w:pPr>
+              <w:jc w:val="left"/>
+            </w:pPr>
+            <w:r>
+              <w:rPr>
+                <w:b w:val="false"/>
+                <w:bCs w:val="false"/>
+                <w:sz w:val="15"/>
+                <w:szCs w:val="15"/>
+                <w:rFonts w:ascii="Calibri" w:cs="Calibri" w:eastAsia="Calibri" w:hAnsi="Calibri"/>
+              </w:rPr>
+              <w:t xml:space="preserve">13</w:t>
+            </w:r>
+          </w:p>
+        </w:tc>
+        <w:tc>
+          <w:tcPr>
+            <w:tcW w:type="dxa" w:w="1561"/>
+            <w:tcMar>
+              <w:top w:type="dxa" w:w="30"/>
+              <w:left w:type="dxa" w:w="70"/>
+              <w:bottom w:type="dxa" w:w="30"/>
+              <w:right w:type="dxa" w:w="70"/>
+            </w:tcMar>
+          </w:tcPr>
+          <w:p>
+            <w:pPr>
+              <w:jc w:val="left"/>
+            </w:pPr>
+            <w:r>
+              <w:rPr>
+                <w:b w:val="false"/>
+                <w:bCs w:val="false"/>
+                <w:sz w:val="15"/>
+                <w:szCs w:val="15"/>
+                <w:rFonts w:ascii="Calibri" w:cs="Calibri" w:eastAsia="Calibri" w:hAnsi="Calibri"/>
+              </w:rPr>
+              <w:t xml:space="preserve">Iluminação externa — estacionamento</w:t>
+            </w:r>
+          </w:p>
+        </w:tc>
+        <w:tc>
+          <w:tcPr>
+            <w:tcW w:type="dxa" w:w="1073"/>
+            <w:tcMar>
+              <w:top w:type="dxa" w:w="30"/>
+              <w:left w:type="dxa" w:w="70"/>
+              <w:bottom w:type="dxa" w:w="30"/>
+              <w:right w:type="dxa" w:w="70"/>
+            </w:tcMar>
+          </w:tcPr>
+          <w:p>
+            <w:pPr>
+              <w:jc w:val="left"/>
+            </w:pPr>
+            <w:r>
+              <w:rPr>
+                <w:b w:val="false"/>
+                <w:bCs w:val="false"/>
+                <w:sz w:val="15"/>
+                <w:szCs w:val="15"/>
+                <w:rFonts w:ascii="Calibri" w:cs="Calibri" w:eastAsia="Calibri" w:hAnsi="Calibri"/>
+              </w:rPr>
+              <w:t xml:space="preserve">F+N+PE</w:t>
+            </w:r>
+          </w:p>
+        </w:tc>
+        <w:tc>
+          <w:tcPr>
+            <w:tcW w:type="dxa" w:w="780"/>
+            <w:tcMar>
+              <w:top w:type="dxa" w:w="30"/>
+              <w:left w:type="dxa" w:w="70"/>
+              <w:bottom w:type="dxa" w:w="30"/>
+              <w:right w:type="dxa" w:w="70"/>
+            </w:tcMar>
+          </w:tcPr>
+          <w:p>
+            <w:pPr>
+              <w:jc w:val="right"/>
+            </w:pPr>
+            <w:r>
+              <w:rPr>
+                <w:b w:val="false"/>
+                <w:bCs w:val="false"/>
+                <w:sz w:val="15"/>
+                <w:szCs w:val="15"/>
+                <w:rFonts w:ascii="Calibri" w:cs="Calibri" w:eastAsia="Calibri" w:hAnsi="Calibri"/>
+              </w:rPr>
+              <w:t xml:space="preserve">200</w:t>
+            </w:r>
+          </w:p>
+        </w:tc>
+        <w:tc>
+          <w:tcPr>
+            <w:tcW w:type="dxa" w:w="585"/>
+            <w:tcMar>
+              <w:top w:type="dxa" w:w="30"/>
+              <w:left w:type="dxa" w:w="70"/>
+              <w:bottom w:type="dxa" w:w="30"/>
+              <w:right w:type="dxa" w:w="70"/>
+            </w:tcMar>
+          </w:tcPr>
+          <w:p>
+            <w:pPr>
+              <w:jc w:val="right"/>
+            </w:pPr>
+            <w:r>
+              <w:rPr>
+                <w:b w:val="false"/>
+                <w:bCs w:val="false"/>
+                <w:sz w:val="15"/>
+                <w:szCs w:val="15"/>
+                <w:rFonts w:ascii="Calibri" w:cs="Calibri" w:eastAsia="Calibri" w:hAnsi="Calibri"/>
+              </w:rPr>
+              <w:t xml:space="preserve">0,95</w:t>
+            </w:r>
+          </w:p>
+        </w:tc>
+        <w:tc>
+          <w:tcPr>
+            <w:tcW w:type="dxa" w:w="780"/>
+            <w:tcMar>
+              <w:top w:type="dxa" w:w="30"/>
+              <w:left w:type="dxa" w:w="70"/>
+              <w:bottom w:type="dxa" w:w="30"/>
+              <w:right w:type="dxa" w:w="70"/>
+            </w:tcMar>
+          </w:tcPr>
+          <w:p>
+            <w:pPr>
+              <w:jc w:val="right"/>
+            </w:pPr>
+            <w:r>
+              <w:rPr>
+                <w:b w:val="false"/>
+                <w:bCs w:val="false"/>
+                <w:sz w:val="15"/>
+                <w:szCs w:val="15"/>
+                <w:rFonts w:ascii="Calibri" w:cs="Calibri" w:eastAsia="Calibri" w:hAnsi="Calibri"/>
+              </w:rPr>
+              <w:t xml:space="preserve">211</w:t>
+            </w:r>
+          </w:p>
+        </w:tc>
+        <w:tc>
+          <w:tcPr>
+            <w:tcW w:type="dxa" w:w="585"/>
+            <w:tcMar>
+              <w:top w:type="dxa" w:w="30"/>
+              <w:left w:type="dxa" w:w="70"/>
+              <w:bottom w:type="dxa" w:w="30"/>
+              <w:right w:type="dxa" w:w="70"/>
+            </w:tcMar>
+          </w:tcPr>
+          <w:p>
+            <w:pPr>
+              <w:jc w:val="right"/>
+            </w:pPr>
+            <w:r>
+              <w:rPr>
+                <w:b w:val="false"/>
+                <w:bCs w:val="false"/>
+                <w:sz w:val="15"/>
+                <w:szCs w:val="15"/>
+                <w:rFonts w:ascii="Calibri" w:cs="Calibri" w:eastAsia="Calibri" w:hAnsi="Calibri"/>
+              </w:rPr>
+              <w:t xml:space="preserve">1,00</w:t>
+            </w:r>
+          </w:p>
+        </w:tc>
+        <w:tc>
+          <w:tcPr>
+            <w:tcW w:type="dxa" w:w="585"/>
+            <w:tcMar>
+              <w:top w:type="dxa" w:w="30"/>
+              <w:left w:type="dxa" w:w="70"/>
+              <w:bottom w:type="dxa" w:w="30"/>
+              <w:right w:type="dxa" w:w="70"/>
+            </w:tcMar>
+          </w:tcPr>
+          <w:p>
+            <w:pPr>
+              <w:jc w:val="right"/>
+            </w:pPr>
+            <w:r>
+              <w:rPr>
+                <w:b w:val="false"/>
+                <w:bCs w:val="false"/>
+                <w:sz w:val="15"/>
+                <w:szCs w:val="15"/>
+                <w:rFonts w:ascii="Calibri" w:cs="Calibri" w:eastAsia="Calibri" w:hAnsi="Calibri"/>
+              </w:rPr>
+              <w:t xml:space="preserve">1,00</w:t>
+            </w:r>
+          </w:p>
+        </w:tc>
+        <w:tc>
+          <w:tcPr>
+            <w:tcW w:type="dxa" w:w="780"/>
+            <w:tcMar>
+              <w:top w:type="dxa" w:w="30"/>
+              <w:left w:type="dxa" w:w="70"/>
+              <w:bottom w:type="dxa" w:w="30"/>
+              <w:right w:type="dxa" w:w="70"/>
+            </w:tcMar>
+          </w:tcPr>
+          <w:p>
+            <w:pPr>
+              <w:jc w:val="right"/>
+            </w:pPr>
+            <w:r>
+              <w:rPr>
+                <w:b w:val="false"/>
+                <w:bCs w:val="false"/>
+                <w:sz w:val="15"/>
+                <w:szCs w:val="15"/>
+                <w:rFonts w:ascii="Calibri" w:cs="Calibri" w:eastAsia="Calibri" w:hAnsi="Calibri"/>
+              </w:rPr>
+              <w:t xml:space="preserve">—</w:t>
+            </w:r>
+          </w:p>
+        </w:tc>
+        <w:tc>
+          <w:tcPr>
+            <w:tcW w:type="dxa" w:w="780"/>
+            <w:tcMar>
+              <w:top w:type="dxa" w:w="30"/>
+              <w:left w:type="dxa" w:w="70"/>
+              <w:bottom w:type="dxa" w:w="30"/>
+              <w:right w:type="dxa" w:w="70"/>
+            </w:tcMar>
+          </w:tcPr>
+          <w:p>
+            <w:pPr>
+              <w:jc w:val="right"/>
+            </w:pPr>
+            <w:r>
+              <w:rPr>
+                <w:b w:val="false"/>
+                <w:bCs w:val="false"/>
+                <w:sz w:val="15"/>
+                <w:szCs w:val="15"/>
+                <w:rFonts w:ascii="Calibri" w:cs="Calibri" w:eastAsia="Calibri" w:hAnsi="Calibri"/>
+              </w:rPr>
+              <w:t xml:space="preserve">—</w:t>
+            </w:r>
+          </w:p>
+        </w:tc>
+        <w:tc>
+          <w:tcPr>
+            <w:tcW w:type="dxa" w:w="780"/>
+            <w:tcMar>
+              <w:top w:type="dxa" w:w="30"/>
+              <w:left w:type="dxa" w:w="70"/>
+              <w:bottom w:type="dxa" w:w="30"/>
+              <w:right w:type="dxa" w:w="70"/>
+            </w:tcMar>
+          </w:tcPr>
+          <w:p>
+            <w:pPr>
+              <w:jc w:val="right"/>
+            </w:pPr>
+            <w:r>
+              <w:rPr>
+                <w:b w:val="false"/>
+                <w:bCs w:val="false"/>
+                <w:sz w:val="15"/>
+                <w:szCs w:val="15"/>
+                <w:rFonts w:ascii="Calibri" w:cs="Calibri" w:eastAsia="Calibri" w:hAnsi="Calibri"/>
+              </w:rPr>
+              <w:t xml:space="preserve">211</w:t>
+            </w:r>
+          </w:p>
+        </w:tc>
+        <w:tc>
+          <w:tcPr>
+            <w:tcW w:type="dxa" w:w="878"/>
+            <w:tcMar>
+              <w:top w:type="dxa" w:w="30"/>
+              <w:left w:type="dxa" w:w="70"/>
+              <w:bottom w:type="dxa" w:w="30"/>
+              <w:right w:type="dxa" w:w="70"/>
+            </w:tcMar>
+          </w:tcPr>
+          <w:p>
+            <w:pPr>
+              <w:jc w:val="left"/>
+            </w:pPr>
+            <w:r>
+              <w:rPr>
+                <w:b w:val="false"/>
+                <w:bCs w:val="false"/>
+                <w:sz w:val="15"/>
+                <w:szCs w:val="15"/>
+                <w:rFonts w:ascii="Calibri" w:cs="Calibri" w:eastAsia="Calibri" w:hAnsi="Calibri"/>
+              </w:rPr>
+              <w:t xml:space="preserve">C10</w:t>
+            </w:r>
+          </w:p>
+        </w:tc>
+      </w:tr>
+      <w:tr>
+        <w:trPr>
+          <w:cantSplit/>
+        </w:trPr>
+        <w:tc>
+          <w:tcPr>
+            <w:tcW w:type="dxa" w:w="585"/>
             <w:shd w:fill="F2F5F7" w:color="auto" w:val="clear"/>
             <w:tcMar>
               <w:top w:type="dxa" w:w="30"/>
@@ -6801,7 +7118,7 @@
                 <w:szCs w:val="15"/>
                 <w:rFonts w:ascii="Calibri" w:cs="Calibri" w:eastAsia="Calibri" w:hAnsi="Calibri"/>
               </w:rPr>
-              <w:t xml:space="preserve">22.196</w:t>
+              <w:t xml:space="preserve">22.396</w:t>
             </w:r>
           </w:p>
         </w:tc>
@@ -6845,7 +7162,7 @@
                 <w:szCs w:val="15"/>
                 <w:rFonts w:ascii="Calibri" w:cs="Calibri" w:eastAsia="Calibri" w:hAnsi="Calibri"/>
               </w:rPr>
-              <w:t xml:space="preserve">23.621</w:t>
+              <w:t xml:space="preserve">23.832</w:t>
             </w:r>
           </w:p>
         </w:tc>
@@ -6960,7 +7277,7 @@
                 <w:szCs w:val="15"/>
                 <w:rFonts w:ascii="Calibri" w:cs="Calibri" w:eastAsia="Calibri" w:hAnsi="Calibri"/>
               </w:rPr>
-              <w:t xml:space="preserve">7.901</w:t>
+              <w:t xml:space="preserve">8.111</w:t>
             </w:r>
           </w:p>
         </w:tc>
@@ -7001,7 +7318,7 @@
           <w:szCs w:val="17"/>
           <w:rFonts w:ascii="Consolas" w:cs="Consolas" w:eastAsia="Consolas" w:hAnsi="Consolas"/>
         </w:rPr>
-        <w:t xml:space="preserve">Carga instalada dos circuitos terminais = 23.621 VA (22.196 W)</w:t>
+        <w:t xml:space="preserve">Carga instalada dos circuitos terminais = 23.832 VA (22.396 W)</w:t>
       </w:r>
     </w:p>
     <w:p>
@@ -7017,7 +7334,7 @@
           <w:szCs w:val="17"/>
           <w:rFonts w:ascii="Consolas" w:cs="Consolas" w:eastAsia="Consolas" w:hAnsi="Consolas"/>
         </w:rPr>
-        <w:t xml:space="preserve">Demanda = FD × ΣS + ΣS jusante = 100 % × 23.621 = 23.621 VA   (fator de demanda de 100 %: toda a carga instalada)</w:t>
+        <w:t xml:space="preserve">Demanda = FD × ΣS + ΣS jusante = 100 % × 23.832 = 23.832 VA   (fator de demanda de 100 %: toda a carga instalada)</w:t>
       </w:r>
     </w:p>
     <w:p>
@@ -7033,7 +7350,7 @@
           <w:szCs w:val="17"/>
           <w:rFonts w:ascii="Consolas" w:cs="Consolas" w:eastAsia="Consolas" w:hAnsi="Consolas"/>
         </w:rPr>
-        <w:t xml:space="preserve">Corrente de demanda = 23.621 / (√3 × 220) = 62,0 A</w:t>
+        <w:t xml:space="preserve">Corrente de demanda = 23.832 / (√3 × 220) = 62,5 A</w:t>
       </w:r>
     </w:p>
     <w:p>
@@ -7110,7 +7427,7 @@
           <w:szCs w:val="20"/>
           <w:rFonts w:ascii="Calibri" w:cs="Calibri" w:eastAsia="Calibri" w:hAnsi="Calibri"/>
         </w:rPr>
-        <w:t xml:space="preserve">Cidade – UF, 20 de outubro de 2026</w:t>
+        <w:t xml:space="preserve">Cidade – UF, 26 de outubro de 2026</w:t>
       </w:r>
     </w:p>
     <w:p>
@@ -7280,7 +7597,7 @@
         <w:szCs w:val="15"/>
         <w:rFonts w:ascii="Calibri" w:cs="Calibri" w:eastAsia="Calibri" w:hAnsi="Calibri"/>
       </w:rPr>
-      <w:t xml:space="preserve">	R00 · 20/10/2026</w:t>
+      <w:t xml:space="preserve">	R00 · 26/10/2026</w:t>
     </w:r>
   </w:p>
 </w:hdr>

--- a/exemplo/memoria-quadros-residencia-unifamiliar-exemplo-r00.docx
+++ b/exemplo/memoria-quadros-residencia-unifamiliar-exemplo-r00.docx
@@ -483,7 +483,7 @@
                 <w:szCs w:val="19"/>
                 <w:rFonts w:ascii="Calibri" w:cs="Calibri" w:eastAsia="Calibri" w:hAnsi="Calibri"/>
               </w:rPr>
-              <w:t xml:space="preserve">26/10/2026 — R00</w:t>
+              <w:t xml:space="preserve">27/10/2026 — R00</w:t>
             </w:r>
           </w:p>
         </w:tc>
@@ -7427,7 +7427,7 @@
           <w:szCs w:val="20"/>
           <w:rFonts w:ascii="Calibri" w:cs="Calibri" w:eastAsia="Calibri" w:hAnsi="Calibri"/>
         </w:rPr>
-        <w:t xml:space="preserve">Cidade – UF, 26 de outubro de 2026</w:t>
+        <w:t xml:space="preserve">Cidade – UF, 27 de outubro de 2026</w:t>
       </w:r>
     </w:p>
     <w:p>
@@ -7597,7 +7597,7 @@
         <w:szCs w:val="15"/>
         <w:rFonts w:ascii="Calibri" w:cs="Calibri" w:eastAsia="Calibri" w:hAnsi="Calibri"/>
       </w:rPr>
-      <w:t xml:space="preserve">	R00 · 26/10/2026</w:t>
+      <w:t xml:space="preserve">	R00 · 27/10/2026</w:t>
     </w:r>
   </w:p>
 </w:hdr>

--- a/exemplo/memoria-quadros-residencia-unifamiliar-exemplo-r00.docx
+++ b/exemplo/memoria-quadros-residencia-unifamiliar-exemplo-r00.docx
@@ -483,7 +483,7 @@
                 <w:szCs w:val="19"/>
                 <w:rFonts w:ascii="Calibri" w:cs="Calibri" w:eastAsia="Calibri" w:hAnsi="Calibri"/>
               </w:rPr>
-              <w:t xml:space="preserve">27/10/2026 — R00</w:t>
+              <w:t xml:space="preserve">28/10/2026 — R00</w:t>
             </w:r>
           </w:p>
         </w:tc>
@@ -7427,7 +7427,7 @@
           <w:szCs w:val="20"/>
           <w:rFonts w:ascii="Calibri" w:cs="Calibri" w:eastAsia="Calibri" w:hAnsi="Calibri"/>
         </w:rPr>
-        <w:t xml:space="preserve">Cidade – UF, 27 de outubro de 2026</w:t>
+        <w:t xml:space="preserve">Cidade – UF, 28 de outubro de 2026</w:t>
       </w:r>
     </w:p>
     <w:p>
@@ -7597,7 +7597,7 @@
         <w:szCs w:val="15"/>
         <w:rFonts w:ascii="Calibri" w:cs="Calibri" w:eastAsia="Calibri" w:hAnsi="Calibri"/>
       </w:rPr>
-      <w:t xml:space="preserve">	R00 · 27/10/2026</w:t>
+      <w:t xml:space="preserve">	R00 · 28/10/2026</w:t>
     </w:r>
   </w:p>
 </w:hdr>
